--- a/RelazioneTecnica.docx
+++ b/RelazioneTecnica.docx
@@ -723,32 +723,501 @@
     </w:p>
     <w:p>
       <w:pPr>
-        <w:rPr>
-          <w:lang w:val="it-IT"/>
-        </w:rPr>
-      </w:pPr>
-      <w:r>
-        <w:rPr>
-          <w:lang w:val="it-IT"/>
-        </w:rPr>
-        <w:t>Le analisi svolte hanno riguardato:</w:t>
+        <w:pStyle w:val="Heading2"/>
+        <w:rPr>
+          <w:lang w:val="it-IT"/>
+        </w:rPr>
+      </w:pPr>
+      <w:r>
+        <w:rPr>
+          <w:lang w:val="it-IT"/>
+        </w:rPr>
+        <w:t>Overlap d</w:t>
+      </w:r>
+      <w:r>
+        <w:rPr>
+          <w:lang w:val="it-IT"/>
+        </w:rPr>
+        <w:t>ei vocaboli</w:t>
+      </w:r>
+    </w:p>
+    <w:p>
+      <w:pPr>
+        <w:rPr>
+          <w:lang w:val="it-IT"/>
+        </w:rPr>
+      </w:pPr>
+      <w:r>
+        <w:rPr>
+          <w:lang w:val="it-IT"/>
+        </w:rPr>
+        <w:drawing>
+          <wp:inline distT="0" distB="0" distL="0" distR="0" wp14:anchorId="5DF29A56" wp14:editId="79432EE7">
+            <wp:extent cx="4562475" cy="4035467"/>
+            <wp:effectExtent l="0" t="0" r="0" b="3175"/>
+            <wp:docPr id="437316038" name="Picture 2"/>
+            <wp:cNvGraphicFramePr>
+              <a:graphicFrameLocks xmlns:a="http://schemas.openxmlformats.org/drawingml/2006/main" noChangeAspect="1"/>
+            </wp:cNvGraphicFramePr>
+            <a:graphic xmlns:a="http://schemas.openxmlformats.org/drawingml/2006/main">
+              <a:graphicData uri="http://schemas.openxmlformats.org/drawingml/2006/picture">
+                <pic:pic xmlns:pic="http://schemas.openxmlformats.org/drawingml/2006/picture">
+                  <pic:nvPicPr>
+                    <pic:cNvPr id="0" name="Picture 6"/>
+                    <pic:cNvPicPr>
+                      <a:picLocks noChangeAspect="1" noChangeArrowheads="1"/>
+                    </pic:cNvPicPr>
+                  </pic:nvPicPr>
+                  <pic:blipFill>
+                    <a:blip r:embed="rId6">
+                      <a:extLst>
+                        <a:ext uri="{28A0092B-C50C-407E-A947-70E740481C1C}">
+                          <a14:useLocalDpi xmlns:a14="http://schemas.microsoft.com/office/drawing/2010/main" val="0"/>
+                        </a:ext>
+                      </a:extLst>
+                    </a:blip>
+                    <a:srcRect/>
+                    <a:stretch>
+                      <a:fillRect/>
+                    </a:stretch>
+                  </pic:blipFill>
+                  <pic:spPr bwMode="auto">
+                    <a:xfrm>
+                      <a:off x="0" y="0"/>
+                      <a:ext cx="4564140" cy="4036940"/>
+                    </a:xfrm>
+                    <a:prstGeom prst="rect">
+                      <a:avLst/>
+                    </a:prstGeom>
+                    <a:noFill/>
+                    <a:ln>
+                      <a:noFill/>
+                    </a:ln>
+                  </pic:spPr>
+                </pic:pic>
+              </a:graphicData>
+            </a:graphic>
+          </wp:inline>
+        </w:drawing>
+      </w:r>
+    </w:p>
+    <w:p>
+      <w:pPr>
+        <w:pStyle w:val="Heading2"/>
+        <w:rPr>
+          <w:lang w:val="it-IT"/>
+        </w:rPr>
+      </w:pPr>
+      <w:r>
+        <w:rPr>
+          <w:lang w:val="it-IT"/>
+        </w:rPr>
+        <w:lastRenderedPageBreak/>
+        <w:t>Embedding visualization</w:t>
+      </w:r>
+    </w:p>
+    <w:p>
+      <w:pPr>
+        <w:pStyle w:val="Heading2"/>
+        <w:rPr>
+          <w:lang w:val="it-IT"/>
+        </w:rPr>
+      </w:pPr>
+      <w:r>
+        <w:rPr>
+          <w:lang w:val="it-IT"/>
+        </w:rPr>
+        <w:t>Fasttext cc it</w:t>
+      </w:r>
+    </w:p>
+    <w:p>
+      <w:pPr>
+        <w:rPr>
+          <w:lang w:val="it-IT"/>
+        </w:rPr>
+      </w:pPr>
+      <w:r>
+        <w:rPr>
+          <w:noProof/>
+        </w:rPr>
+        <w:drawing>
+          <wp:inline distT="0" distB="0" distL="0" distR="0" wp14:anchorId="15DEE383" wp14:editId="087153D5">
+            <wp:extent cx="4276725" cy="3207544"/>
+            <wp:effectExtent l="0" t="0" r="0" b="0"/>
+            <wp:docPr id="800283388" name="Picture 3" descr="A black hole in a white background&#10;&#10;AI-generated content may be incorrect."/>
+            <wp:cNvGraphicFramePr>
+              <a:graphicFrameLocks xmlns:a="http://schemas.openxmlformats.org/drawingml/2006/main" noChangeAspect="1"/>
+            </wp:cNvGraphicFramePr>
+            <a:graphic xmlns:a="http://schemas.openxmlformats.org/drawingml/2006/main">
+              <a:graphicData uri="http://schemas.openxmlformats.org/drawingml/2006/picture">
+                <pic:pic xmlns:pic="http://schemas.openxmlformats.org/drawingml/2006/picture">
+                  <pic:nvPicPr>
+                    <pic:cNvPr id="800283388" name="Picture 3" descr="A black hole in a white background&#10;&#10;AI-generated content may be incorrect."/>
+                    <pic:cNvPicPr>
+                      <a:picLocks noChangeAspect="1" noChangeArrowheads="1"/>
+                    </pic:cNvPicPr>
+                  </pic:nvPicPr>
+                  <pic:blipFill>
+                    <a:blip r:embed="rId7">
+                      <a:extLst>
+                        <a:ext uri="{28A0092B-C50C-407E-A947-70E740481C1C}">
+                          <a14:useLocalDpi xmlns:a14="http://schemas.microsoft.com/office/drawing/2010/main" val="0"/>
+                        </a:ext>
+                      </a:extLst>
+                    </a:blip>
+                    <a:srcRect/>
+                    <a:stretch>
+                      <a:fillRect/>
+                    </a:stretch>
+                  </pic:blipFill>
+                  <pic:spPr bwMode="auto">
+                    <a:xfrm>
+                      <a:off x="0" y="0"/>
+                      <a:ext cx="4282475" cy="3211856"/>
+                    </a:xfrm>
+                    <a:prstGeom prst="rect">
+                      <a:avLst/>
+                    </a:prstGeom>
+                    <a:noFill/>
+                    <a:ln>
+                      <a:noFill/>
+                    </a:ln>
+                  </pic:spPr>
+                </pic:pic>
+              </a:graphicData>
+            </a:graphic>
+          </wp:inline>
+        </w:drawing>
+      </w:r>
+    </w:p>
+    <w:p>
+      <w:pPr>
+        <w:pStyle w:val="Heading2"/>
+        <w:rPr>
+          <w:lang w:val="it-IT"/>
+        </w:rPr>
+      </w:pPr>
+      <w:r>
+        <w:rPr>
+          <w:lang w:val="it-IT"/>
+        </w:rPr>
+        <w:t>Fasttext wiki it</w:t>
+      </w:r>
+    </w:p>
+    <w:p>
+      <w:pPr>
+        <w:rPr>
+          <w:lang w:val="it-IT"/>
+        </w:rPr>
+      </w:pPr>
+      <w:r>
+        <w:rPr>
+          <w:noProof/>
+        </w:rPr>
+        <w:drawing>
+          <wp:inline distT="0" distB="0" distL="0" distR="0" wp14:anchorId="6C4AEA58" wp14:editId="2FEFBDA0">
+            <wp:extent cx="4200525" cy="3150393"/>
+            <wp:effectExtent l="0" t="0" r="0" b="0"/>
+            <wp:docPr id="1549522753" name="Picture 4" descr="A screen shot of a computer screen&#10;&#10;AI-generated content may be incorrect."/>
+            <wp:cNvGraphicFramePr>
+              <a:graphicFrameLocks xmlns:a="http://schemas.openxmlformats.org/drawingml/2006/main" noChangeAspect="1"/>
+            </wp:cNvGraphicFramePr>
+            <a:graphic xmlns:a="http://schemas.openxmlformats.org/drawingml/2006/main">
+              <a:graphicData uri="http://schemas.openxmlformats.org/drawingml/2006/picture">
+                <pic:pic xmlns:pic="http://schemas.openxmlformats.org/drawingml/2006/picture">
+                  <pic:nvPicPr>
+                    <pic:cNvPr id="1549522753" name="Picture 4" descr="A screen shot of a computer screen&#10;&#10;AI-generated content may be incorrect."/>
+                    <pic:cNvPicPr>
+                      <a:picLocks noChangeAspect="1" noChangeArrowheads="1"/>
+                    </pic:cNvPicPr>
+                  </pic:nvPicPr>
+                  <pic:blipFill>
+                    <a:blip r:embed="rId8">
+                      <a:extLst>
+                        <a:ext uri="{28A0092B-C50C-407E-A947-70E740481C1C}">
+                          <a14:useLocalDpi xmlns:a14="http://schemas.microsoft.com/office/drawing/2010/main" val="0"/>
+                        </a:ext>
+                      </a:extLst>
+                    </a:blip>
+                    <a:srcRect/>
+                    <a:stretch>
+                      <a:fillRect/>
+                    </a:stretch>
+                  </pic:blipFill>
+                  <pic:spPr bwMode="auto">
+                    <a:xfrm>
+                      <a:off x="0" y="0"/>
+                      <a:ext cx="4211974" cy="3158979"/>
+                    </a:xfrm>
+                    <a:prstGeom prst="rect">
+                      <a:avLst/>
+                    </a:prstGeom>
+                    <a:noFill/>
+                    <a:ln>
+                      <a:noFill/>
+                    </a:ln>
+                  </pic:spPr>
+                </pic:pic>
+              </a:graphicData>
+            </a:graphic>
+          </wp:inline>
+        </w:drawing>
+      </w:r>
+    </w:p>
+    <w:p>
+      <w:pPr>
+        <w:pStyle w:val="Heading2"/>
+        <w:rPr>
+          <w:lang w:val="it-IT"/>
+        </w:rPr>
+      </w:pPr>
+      <w:r>
+        <w:rPr>
+          <w:lang w:val="it-IT"/>
+        </w:rPr>
+        <w:lastRenderedPageBreak/>
+        <w:t>Glove 6b</w:t>
+      </w:r>
+    </w:p>
+    <w:p>
+      <w:pPr>
+        <w:rPr>
+          <w:lang w:val="it-IT"/>
+        </w:rPr>
+      </w:pPr>
+      <w:r>
+        <w:rPr>
+          <w:noProof/>
+        </w:rPr>
+        <w:drawing>
+          <wp:inline distT="0" distB="0" distL="0" distR="0" wp14:anchorId="543B81C4" wp14:editId="36DAD56E">
+            <wp:extent cx="4200000" cy="3150000"/>
+            <wp:effectExtent l="0" t="0" r="0" b="0"/>
+            <wp:docPr id="1901416975" name="Picture 5" descr="A white background with many small colored dots&#10;&#10;AI-generated content may be incorrect."/>
+            <wp:cNvGraphicFramePr>
+              <a:graphicFrameLocks xmlns:a="http://schemas.openxmlformats.org/drawingml/2006/main" noChangeAspect="1"/>
+            </wp:cNvGraphicFramePr>
+            <a:graphic xmlns:a="http://schemas.openxmlformats.org/drawingml/2006/main">
+              <a:graphicData uri="http://schemas.openxmlformats.org/drawingml/2006/picture">
+                <pic:pic xmlns:pic="http://schemas.openxmlformats.org/drawingml/2006/picture">
+                  <pic:nvPicPr>
+                    <pic:cNvPr id="1901416975" name="Picture 5" descr="A white background with many small colored dots&#10;&#10;AI-generated content may be incorrect."/>
+                    <pic:cNvPicPr>
+                      <a:picLocks noChangeAspect="1" noChangeArrowheads="1"/>
+                    </pic:cNvPicPr>
+                  </pic:nvPicPr>
+                  <pic:blipFill>
+                    <a:blip r:embed="rId9">
+                      <a:extLst>
+                        <a:ext uri="{28A0092B-C50C-407E-A947-70E740481C1C}">
+                          <a14:useLocalDpi xmlns:a14="http://schemas.microsoft.com/office/drawing/2010/main" val="0"/>
+                        </a:ext>
+                      </a:extLst>
+                    </a:blip>
+                    <a:srcRect/>
+                    <a:stretch>
+                      <a:fillRect/>
+                    </a:stretch>
+                  </pic:blipFill>
+                  <pic:spPr bwMode="auto">
+                    <a:xfrm>
+                      <a:off x="0" y="0"/>
+                      <a:ext cx="4200000" cy="3150000"/>
+                    </a:xfrm>
+                    <a:prstGeom prst="rect">
+                      <a:avLst/>
+                    </a:prstGeom>
+                    <a:noFill/>
+                    <a:ln>
+                      <a:noFill/>
+                    </a:ln>
+                  </pic:spPr>
+                </pic:pic>
+              </a:graphicData>
+            </a:graphic>
+          </wp:inline>
+        </w:drawing>
+      </w:r>
+    </w:p>
+    <w:p>
+      <w:pPr>
+        <w:pStyle w:val="Heading2"/>
+        <w:rPr>
+          <w:lang w:val="it-IT"/>
+        </w:rPr>
+      </w:pPr>
+      <w:r>
+        <w:rPr>
+          <w:lang w:val="it-IT"/>
+        </w:rPr>
+        <w:t>Nlpl it word2vec</w:t>
+      </w:r>
+    </w:p>
+    <w:p>
+      <w:pPr>
+        <w:rPr>
+          <w:lang w:val="it-IT"/>
+        </w:rPr>
+      </w:pPr>
+      <w:r>
+        <w:rPr>
+          <w:noProof/>
+        </w:rPr>
+        <w:drawing>
+          <wp:inline distT="0" distB="0" distL="0" distR="0" wp14:anchorId="21E7392E" wp14:editId="293BDF1E">
+            <wp:extent cx="4200000" cy="3150000"/>
+            <wp:effectExtent l="0" t="0" r="0" b="0"/>
+            <wp:docPr id="526396546" name="Picture 6"/>
+            <wp:cNvGraphicFramePr>
+              <a:graphicFrameLocks xmlns:a="http://schemas.openxmlformats.org/drawingml/2006/main" noChangeAspect="1"/>
+            </wp:cNvGraphicFramePr>
+            <a:graphic xmlns:a="http://schemas.openxmlformats.org/drawingml/2006/main">
+              <a:graphicData uri="http://schemas.openxmlformats.org/drawingml/2006/picture">
+                <pic:pic xmlns:pic="http://schemas.openxmlformats.org/drawingml/2006/picture">
+                  <pic:nvPicPr>
+                    <pic:cNvPr id="0" name="Picture 14"/>
+                    <pic:cNvPicPr>
+                      <a:picLocks noChangeAspect="1" noChangeArrowheads="1"/>
+                    </pic:cNvPicPr>
+                  </pic:nvPicPr>
+                  <pic:blipFill>
+                    <a:blip r:embed="rId10">
+                      <a:extLst>
+                        <a:ext uri="{28A0092B-C50C-407E-A947-70E740481C1C}">
+                          <a14:useLocalDpi xmlns:a14="http://schemas.microsoft.com/office/drawing/2010/main" val="0"/>
+                        </a:ext>
+                      </a:extLst>
+                    </a:blip>
+                    <a:srcRect/>
+                    <a:stretch>
+                      <a:fillRect/>
+                    </a:stretch>
+                  </pic:blipFill>
+                  <pic:spPr bwMode="auto">
+                    <a:xfrm>
+                      <a:off x="0" y="0"/>
+                      <a:ext cx="4200000" cy="3150000"/>
+                    </a:xfrm>
+                    <a:prstGeom prst="rect">
+                      <a:avLst/>
+                    </a:prstGeom>
+                    <a:noFill/>
+                    <a:ln>
+                      <a:noFill/>
+                    </a:ln>
+                  </pic:spPr>
+                </pic:pic>
+              </a:graphicData>
+            </a:graphic>
+          </wp:inline>
+        </w:drawing>
       </w:r>
     </w:p>
     <w:p>
       <w:pPr>
         <w:pStyle w:val="ListBullet"/>
-      </w:pPr>
+        <w:numPr>
+          <w:ilvl w:val="0"/>
+          <w:numId w:val="0"/>
+        </w:numPr>
+        <w:ind w:left="360" w:hanging="360"/>
+        <w:rPr>
+          <w:lang w:val="it-IT"/>
+        </w:rPr>
+      </w:pPr>
+    </w:p>
+    <w:p>
+      <w:pPr>
+        <w:pStyle w:val="ListBullet"/>
+        <w:numPr>
+          <w:ilvl w:val="0"/>
+          <w:numId w:val="0"/>
+        </w:numPr>
+        <w:ind w:left="360" w:hanging="360"/>
+        <w:rPr>
+          <w:lang w:val="it-IT"/>
+        </w:rPr>
+      </w:pPr>
+    </w:p>
+    <w:p>
+      <w:pPr>
+        <w:pStyle w:val="Heading2"/>
+        <w:rPr>
+          <w:lang w:val="it-IT"/>
+        </w:rPr>
+      </w:pPr>
+      <w:r>
+        <w:rPr>
+          <w:lang w:val="it-IT"/>
+        </w:rPr>
+        <w:t>Copertura tra dataset</w:t>
+      </w:r>
+    </w:p>
+    <w:p>
+      <w:pPr>
+        <w:rPr>
+          <w:lang w:val="it-IT"/>
+        </w:rPr>
+      </w:pPr>
+      <w:r>
+        <w:rPr>
+          <w:lang w:val="it-IT"/>
+        </w:rPr>
+        <w:t>L'analisi di coverage ha mostrato che i tre domini presentano differenze significative.</w:t>
+      </w:r>
+    </w:p>
+    <w:p>
+      <w:r>
+        <w:lastRenderedPageBreak/>
+        <w:t xml:space="preserve">In </w:t>
+      </w:r>
       <w:proofErr w:type="spellStart"/>
       <w:r>
-        <w:t>distribuzione</w:t>
+        <w:t>particolare</w:t>
       </w:r>
       <w:proofErr w:type="spellEnd"/>
       <w:r>
-        <w:t xml:space="preserve"> </w:t>
+        <w:t>:</w:t>
+      </w:r>
+    </w:p>
+    <w:p>
+      <w:pPr>
+        <w:pStyle w:val="ListBullet"/>
+        <w:rPr>
+          <w:lang w:val="it-IT"/>
+        </w:rPr>
+      </w:pPr>
+      <w:r>
+        <w:rPr>
+          <w:lang w:val="it-IT"/>
+        </w:rPr>
+        <w:t>WN possiede il vocabolario più ampio;</w:t>
+      </w:r>
+    </w:p>
+    <w:p>
+      <w:pPr>
+        <w:pStyle w:val="ListBullet"/>
+        <w:rPr>
+          <w:lang w:val="it-IT"/>
+        </w:rPr>
+      </w:pPr>
+      <w:r>
+        <w:rPr>
+          <w:lang w:val="it-IT"/>
+        </w:rPr>
+        <w:t>FIC utilizza un linguaggio narrativo;</w:t>
+      </w:r>
+    </w:p>
+    <w:p>
+      <w:pPr>
+        <w:pStyle w:val="ListBullet"/>
+      </w:pPr>
+      <w:r>
+        <w:t xml:space="preserve">ADG </w:t>
       </w:r>
       <w:proofErr w:type="spellStart"/>
       <w:r>
-        <w:t>delle</w:t>
+        <w:t>presenta</w:t>
       </w:r>
       <w:proofErr w:type="spellEnd"/>
       <w:r>
@@ -757,146 +1226,6 @@
       <w:proofErr w:type="spellStart"/>
       <w:proofErr w:type="gramStart"/>
       <w:r>
-        <w:t>entità</w:t>
-      </w:r>
-      <w:proofErr w:type="spellEnd"/>
-      <w:r>
-        <w:t>;</w:t>
-      </w:r>
-      <w:proofErr w:type="gramEnd"/>
-    </w:p>
-    <w:p>
-      <w:pPr>
-        <w:pStyle w:val="ListBullet"/>
-      </w:pPr>
-      <w:r>
-        <w:t>lunghezza media delle frasi;</w:t>
-      </w:r>
-    </w:p>
-    <w:p>
-      <w:pPr>
-        <w:pStyle w:val="ListBullet"/>
-      </w:pPr>
-      <w:r>
-        <w:t>copertura lessicale;</w:t>
-      </w:r>
-    </w:p>
-    <w:p>
-      <w:pPr>
-        <w:pStyle w:val="ListBullet"/>
-      </w:pPr>
-      <w:r>
-        <w:t>singleton tokens;</w:t>
-      </w:r>
-    </w:p>
-    <w:p>
-      <w:pPr>
-        <w:pStyle w:val="ListBullet"/>
-      </w:pPr>
-      <w:r>
-        <w:t>overlap tra dataset.</w:t>
-      </w:r>
-    </w:p>
-    <w:p/>
-    <w:p>
-      <w:r>
-        <w:t>[METTERE LE TABELLE INSIGHT]</w:t>
-      </w:r>
-    </w:p>
-    <w:p/>
-    <w:p>
-      <w:pPr>
-        <w:pStyle w:val="Heading2"/>
-      </w:pPr>
-      <w:proofErr w:type="spellStart"/>
-      <w:r>
-        <w:t>Copertura</w:t>
-      </w:r>
-      <w:proofErr w:type="spellEnd"/>
-      <w:r>
-        <w:t xml:space="preserve"> </w:t>
-      </w:r>
-      <w:proofErr w:type="spellStart"/>
-      <w:r>
-        <w:t>tra</w:t>
-      </w:r>
-      <w:proofErr w:type="spellEnd"/>
-      <w:r>
-        <w:t xml:space="preserve"> dataset</w:t>
-      </w:r>
-    </w:p>
-    <w:p>
-      <w:pPr>
-        <w:rPr>
-          <w:lang w:val="it-IT"/>
-        </w:rPr>
-      </w:pPr>
-      <w:r>
-        <w:rPr>
-          <w:lang w:val="it-IT"/>
-        </w:rPr>
-        <w:t>L'analisi di coverage ha mostrato che i tre domini presentano differenze significative.</w:t>
-      </w:r>
-    </w:p>
-    <w:p>
-      <w:r>
-        <w:t xml:space="preserve">In </w:t>
-      </w:r>
-      <w:proofErr w:type="spellStart"/>
-      <w:r>
-        <w:t>particolare</w:t>
-      </w:r>
-      <w:proofErr w:type="spellEnd"/>
-      <w:r>
-        <w:t>:</w:t>
-      </w:r>
-    </w:p>
-    <w:p>
-      <w:pPr>
-        <w:pStyle w:val="ListBullet"/>
-        <w:rPr>
-          <w:lang w:val="it-IT"/>
-        </w:rPr>
-      </w:pPr>
-      <w:r>
-        <w:rPr>
-          <w:lang w:val="it-IT"/>
-        </w:rPr>
-        <w:t>WN possiede il vocabolario più ampio;</w:t>
-      </w:r>
-    </w:p>
-    <w:p>
-      <w:pPr>
-        <w:pStyle w:val="ListBullet"/>
-        <w:rPr>
-          <w:lang w:val="it-IT"/>
-        </w:rPr>
-      </w:pPr>
-      <w:r>
-        <w:rPr>
-          <w:lang w:val="it-IT"/>
-        </w:rPr>
-        <w:t>FIC utilizza un linguaggio narrativo;</w:t>
-      </w:r>
-    </w:p>
-    <w:p>
-      <w:pPr>
-        <w:pStyle w:val="ListBullet"/>
-      </w:pPr>
-      <w:r>
-        <w:t xml:space="preserve">ADG </w:t>
-      </w:r>
-      <w:proofErr w:type="spellStart"/>
-      <w:r>
-        <w:t>presenta</w:t>
-      </w:r>
-      <w:proofErr w:type="spellEnd"/>
-      <w:r>
-        <w:t xml:space="preserve"> </w:t>
-      </w:r>
-      <w:proofErr w:type="spellStart"/>
-      <w:proofErr w:type="gramStart"/>
-      <w:r>
         <w:t>terminologia</w:t>
       </w:r>
       <w:proofErr w:type="spellEnd"/>
@@ -1000,7 +1329,6 @@
         <w:pStyle w:val="Heading3"/>
       </w:pPr>
       <w:r>
-        <w:lastRenderedPageBreak/>
         <w:t>P1 – Normalized Embeddings</w:t>
       </w:r>
     </w:p>
@@ -1008,8 +1336,13 @@
       <w:pPr>
         <w:pStyle w:val="ListBullet"/>
       </w:pPr>
-      <w:r>
-        <w:t xml:space="preserve">normalizzazione L2 </w:t>
+      <w:proofErr w:type="spellStart"/>
+      <w:r>
+        <w:t>normalizzazione</w:t>
+      </w:r>
+      <w:proofErr w:type="spellEnd"/>
+      <w:r>
+        <w:t xml:space="preserve"> L2 </w:t>
       </w:r>
       <w:proofErr w:type="spellStart"/>
       <w:r>
@@ -1541,6 +1874,7 @@
           <w:bCs/>
           <w:lang w:val="it-IT"/>
         </w:rPr>
+        <w:lastRenderedPageBreak/>
         <w:t>È stata quindi selezionata la configurazione P0.</w:t>
       </w:r>
     </w:p>
@@ -1584,8 +1918,13 @@
       </w:r>
       <w:proofErr w:type="spellEnd"/>
       <w:r>
-        <w:t xml:space="preserve"> + Softmax</w:t>
-      </w:r>
+        <w:t xml:space="preserve"> + </w:t>
+      </w:r>
+      <w:proofErr w:type="spellStart"/>
+      <w:r>
+        <w:t>Softmax</w:t>
+      </w:r>
+      <w:proofErr w:type="spellEnd"/>
     </w:p>
     <w:p>
       <w:r>
@@ -1636,10 +1975,18 @@
     </w:p>
     <w:p>
       <w:r>
-        <w:t xml:space="preserve">Embedding → CharCNN → </w:t>
+        <w:t xml:space="preserve">Embedding → </w:t>
       </w:r>
       <w:proofErr w:type="spellStart"/>
       <w:r>
+        <w:t>CharCNN</w:t>
+      </w:r>
+      <w:proofErr w:type="spellEnd"/>
+      <w:r>
+        <w:t xml:space="preserve"> → </w:t>
+      </w:r>
+      <w:proofErr w:type="spellStart"/>
+      <w:r>
         <w:t>BiLSTM</w:t>
       </w:r>
       <w:proofErr w:type="spellEnd"/>
@@ -1679,7 +2026,6 @@
         <w:rPr>
           <w:lang w:val="it-IT"/>
         </w:rPr>
-        <w:lastRenderedPageBreak/>
         <w:t>Risultati</w:t>
       </w:r>
     </w:p>
@@ -2405,6 +2751,7 @@
               <w:rPr>
                 <w:lang w:val="it-IT"/>
               </w:rPr>
+              <w:lastRenderedPageBreak/>
               <w:t>GloVe 6B</w:t>
             </w:r>
           </w:p>
@@ -2979,7 +3326,6 @@
               <w:rPr>
                 <w:lang w:val="it-IT"/>
               </w:rPr>
-              <w:lastRenderedPageBreak/>
               <w:t>Frozen</w:t>
             </w:r>
           </w:p>
@@ -3507,6 +3853,7 @@
         <w:rPr>
           <w:lang w:val="it-IT"/>
         </w:rPr>
+        <w:lastRenderedPageBreak/>
         <w:t>Considerazioni</w:t>
       </w:r>
     </w:p>
@@ -4024,7 +4371,6 @@
               <w:rPr>
                 <w:lang w:val="it-IT"/>
               </w:rPr>
-              <w:lastRenderedPageBreak/>
               <w:t>Word Dropout 0.10</w:t>
             </w:r>
           </w:p>
@@ -4283,6 +4629,7 @@
       </w:pPr>
       <w:proofErr w:type="spellStart"/>
       <w:r>
+        <w:lastRenderedPageBreak/>
         <w:t>Modello</w:t>
       </w:r>
       <w:proofErr w:type="spellEnd"/>
@@ -4482,7 +4829,6 @@
           </w:tcPr>
           <w:p>
             <w:r>
-              <w:lastRenderedPageBreak/>
               <w:t>Dataset</w:t>
             </w:r>
           </w:p>
@@ -5211,6 +5557,7 @@
         <w:rPr>
           <w:lang w:val="it-IT"/>
         </w:rPr>
+        <w:lastRenderedPageBreak/>
         <w:t>I due modelli risultano praticamente equivalenti sul dominio Wikinews.</w:t>
       </w:r>
     </w:p>
@@ -5340,7 +5687,6 @@
         <w:pStyle w:val="ListBullet"/>
       </w:pPr>
       <w:r>
-        <w:lastRenderedPageBreak/>
         <w:t>ORG → O</w:t>
       </w:r>
     </w:p>
@@ -7347,7 +7693,6 @@
   <w:style w:type="character" w:default="1" w:styleId="DefaultParagraphFont">
     <w:name w:val="Default Paragraph Font"/>
     <w:uiPriority w:val="1"/>
-    <w:semiHidden/>
     <w:unhideWhenUsed/>
   </w:style>
   <w:style w:type="table" w:default="1" w:styleId="TableNormal">

--- a/RelazioneTecnica.docx
+++ b/RelazioneTecnica.docx
@@ -14,6 +14,20 @@
           <w:lang w:val="it-IT"/>
         </w:rPr>
         <w:t>Relazione tecnica – AI &amp; DS Expert</w:t>
+      </w:r>
+    </w:p>
+    <w:p>
+      <w:pPr>
+        <w:jc w:val="right"/>
+        <w:rPr>
+          <w:lang w:val="it-IT"/>
+        </w:rPr>
+      </w:pPr>
+      <w:r>
+        <w:rPr>
+          <w:lang w:val="it-IT"/>
+        </w:rPr>
+        <w:t>Giandomenico D’Onofrio</w:t>
       </w:r>
     </w:p>
     <w:p>
@@ -244,15 +258,7 @@
         </w:numPr>
       </w:pPr>
       <w:r>
-        <w:t>WN (</w:t>
-      </w:r>
-      <w:proofErr w:type="spellStart"/>
-      <w:r>
-        <w:t>Wikinews</w:t>
-      </w:r>
-      <w:proofErr w:type="spellEnd"/>
-      <w:r>
-        <w:t>)</w:t>
+        <w:t>WN (Wikinews)</w:t>
       </w:r>
     </w:p>
     <w:p>
@@ -356,7 +362,6 @@
         <w:rPr>
           <w:lang w:val="it-IT"/>
         </w:rPr>
-        <w:lastRenderedPageBreak/>
         <w:t>Statistiche</w:t>
       </w:r>
     </w:p>
@@ -743,12 +748,14 @@
     </w:p>
     <w:p>
       <w:pPr>
-        <w:rPr>
-          <w:lang w:val="it-IT"/>
-        </w:rPr>
-      </w:pPr>
-      <w:r>
-        <w:rPr>
+        <w:jc w:val="center"/>
+        <w:rPr>
+          <w:lang w:val="it-IT"/>
+        </w:rPr>
+      </w:pPr>
+      <w:r>
+        <w:rPr>
+          <w:noProof/>
           <w:lang w:val="it-IT"/>
         </w:rPr>
         <w:drawing>
@@ -832,6 +839,7 @@
     </w:p>
     <w:p>
       <w:pPr>
+        <w:jc w:val="center"/>
         <w:rPr>
           <w:lang w:val="it-IT"/>
         </w:rPr>
@@ -906,6 +914,7 @@
     </w:p>
     <w:p>
       <w:pPr>
+        <w:jc w:val="center"/>
         <w:rPr>
           <w:lang w:val="it-IT"/>
         </w:rPr>
@@ -981,6 +990,7 @@
     </w:p>
     <w:p>
       <w:pPr>
+        <w:jc w:val="center"/>
         <w:rPr>
           <w:lang w:val="it-IT"/>
         </w:rPr>
@@ -1055,6 +1065,7 @@
     </w:p>
     <w:p>
       <w:pPr>
+        <w:jc w:val="center"/>
         <w:rPr>
           <w:lang w:val="it-IT"/>
         </w:rPr>
@@ -1169,15 +1180,7 @@
     <w:p>
       <w:r>
         <w:lastRenderedPageBreak/>
-        <w:t xml:space="preserve">In </w:t>
-      </w:r>
-      <w:proofErr w:type="spellStart"/>
-      <w:r>
-        <w:t>particolare</w:t>
-      </w:r>
-      <w:proofErr w:type="spellEnd"/>
-      <w:r>
-        <w:t>:</w:t>
+        <w:t>In particolare:</w:t>
       </w:r>
     </w:p>
     <w:p>
@@ -1213,33 +1216,7 @@
         <w:pStyle w:val="ListBullet"/>
       </w:pPr>
       <w:r>
-        <w:t xml:space="preserve">ADG </w:t>
-      </w:r>
-      <w:proofErr w:type="spellStart"/>
-      <w:r>
-        <w:t>presenta</w:t>
-      </w:r>
-      <w:proofErr w:type="spellEnd"/>
-      <w:r>
-        <w:t xml:space="preserve"> </w:t>
-      </w:r>
-      <w:proofErr w:type="spellStart"/>
-      <w:proofErr w:type="gramStart"/>
-      <w:r>
-        <w:t>terminologia</w:t>
-      </w:r>
-      <w:proofErr w:type="spellEnd"/>
-      <w:r>
-        <w:t xml:space="preserve">  </w:t>
-      </w:r>
-      <w:proofErr w:type="spellStart"/>
-      <w:r>
-        <w:t>specifica</w:t>
-      </w:r>
-      <w:proofErr w:type="spellEnd"/>
-      <w:proofErr w:type="gramEnd"/>
-      <w:r>
-        <w:t>.</w:t>
+        <w:t>ADG presenta terminologia  specifica.</w:t>
       </w:r>
     </w:p>
     <w:p>
@@ -1286,19 +1263,9 @@
       <w:pPr>
         <w:pStyle w:val="Heading2"/>
       </w:pPr>
-      <w:proofErr w:type="spellStart"/>
-      <w:r>
-        <w:t>Configurazioni</w:t>
-      </w:r>
-      <w:proofErr w:type="spellEnd"/>
-      <w:r>
-        <w:t xml:space="preserve"> </w:t>
-      </w:r>
-      <w:proofErr w:type="spellStart"/>
-      <w:r>
-        <w:t>analizzate</w:t>
-      </w:r>
-      <w:proofErr w:type="spellEnd"/>
+      <w:r>
+        <w:t>Configurazioni analizzate</w:t>
+      </w:r>
     </w:p>
     <w:p>
       <w:pPr>
@@ -1336,29 +1303,8 @@
       <w:pPr>
         <w:pStyle w:val="ListBullet"/>
       </w:pPr>
-      <w:proofErr w:type="spellStart"/>
-      <w:r>
-        <w:t>normalizzazione</w:t>
-      </w:r>
-      <w:proofErr w:type="spellEnd"/>
-      <w:r>
-        <w:t xml:space="preserve"> L2 </w:t>
-      </w:r>
-      <w:proofErr w:type="spellStart"/>
-      <w:r>
-        <w:t>dei</w:t>
-      </w:r>
-      <w:proofErr w:type="spellEnd"/>
-      <w:r>
-        <w:t xml:space="preserve"> </w:t>
-      </w:r>
-      <w:proofErr w:type="spellStart"/>
-      <w:r>
-        <w:t>vettori</w:t>
-      </w:r>
-      <w:proofErr w:type="spellEnd"/>
-      <w:r>
-        <w:t xml:space="preserve"> embedding</w:t>
+      <w:r>
+        <w:t>normalizzazione L2 dei vettori embedding</w:t>
       </w:r>
     </w:p>
     <w:p>
@@ -1381,28 +1327,16 @@
       <w:pPr>
         <w:pStyle w:val="ListBullet"/>
       </w:pPr>
-      <w:proofErr w:type="spellStart"/>
-      <w:proofErr w:type="gramStart"/>
-      <w:r>
-        <w:t>normalizzazione</w:t>
-      </w:r>
-      <w:proofErr w:type="spellEnd"/>
-      <w:proofErr w:type="gramEnd"/>
-      <w:r>
-        <w:t xml:space="preserve"> embedding</w:t>
+      <w:r>
+        <w:t>normalizzazione embedding</w:t>
       </w:r>
     </w:p>
     <w:p>
       <w:pPr>
         <w:pStyle w:val="Heading1"/>
       </w:pPr>
-      <w:proofErr w:type="spellStart"/>
-      <w:r>
-        <w:t>Ablazione</w:t>
-      </w:r>
-      <w:proofErr w:type="spellEnd"/>
-      <w:r>
-        <w:t xml:space="preserve"> del Preprocessing</w:t>
+      <w:r>
+        <w:t>Ablazione del Preprocessing</w:t>
       </w:r>
     </w:p>
     <w:p>
@@ -1828,11 +1762,9 @@
       <w:pPr>
         <w:pStyle w:val="Heading2"/>
       </w:pPr>
-      <w:proofErr w:type="spellStart"/>
       <w:r>
         <w:t>Considerazioni</w:t>
       </w:r>
-      <w:proofErr w:type="spellEnd"/>
     </w:p>
     <w:p>
       <w:pPr>
@@ -1910,39 +1842,13 @@
         <w:pStyle w:val="Heading2"/>
       </w:pPr>
       <w:r>
-        <w:t xml:space="preserve">A0 – </w:t>
-      </w:r>
-      <w:proofErr w:type="spellStart"/>
-      <w:r>
-        <w:t>BiLSTM</w:t>
-      </w:r>
-      <w:proofErr w:type="spellEnd"/>
-      <w:r>
-        <w:t xml:space="preserve"> + </w:t>
-      </w:r>
-      <w:proofErr w:type="spellStart"/>
-      <w:r>
-        <w:t>Softmax</w:t>
-      </w:r>
-      <w:proofErr w:type="spellEnd"/>
-    </w:p>
-    <w:p>
-      <w:r>
-        <w:t xml:space="preserve">Embedding → </w:t>
-      </w:r>
-      <w:proofErr w:type="spellStart"/>
-      <w:r>
-        <w:t>BiLSTM</w:t>
-      </w:r>
-      <w:proofErr w:type="spellEnd"/>
-      <w:r>
-        <w:t xml:space="preserve"> → </w:t>
-      </w:r>
-      <w:proofErr w:type="spellStart"/>
-      <w:r>
-        <w:t>Softmax</w:t>
-      </w:r>
-      <w:proofErr w:type="spellEnd"/>
+        <w:t>A0 – BiLSTM + Softmax</w:t>
+      </w:r>
+    </w:p>
+    <w:p>
+      <w:r>
+        <w:t>Embedding → BiLSTM → Softmax</w:t>
+      </w:r>
     </w:p>
     <w:p>
       <w:pPr>
@@ -1954,15 +1860,7 @@
     </w:p>
     <w:p>
       <w:r>
-        <w:t xml:space="preserve">Embedding → </w:t>
-      </w:r>
-      <w:proofErr w:type="spellStart"/>
-      <w:r>
-        <w:t>BiLSTM</w:t>
-      </w:r>
-      <w:proofErr w:type="spellEnd"/>
-      <w:r>
-        <w:t xml:space="preserve"> → CRF</w:t>
+        <w:t>Embedding → BiLSTM → CRF</w:t>
       </w:r>
     </w:p>
     <w:p>
@@ -1975,23 +1873,7 @@
     </w:p>
     <w:p>
       <w:r>
-        <w:t xml:space="preserve">Embedding → </w:t>
-      </w:r>
-      <w:proofErr w:type="spellStart"/>
-      <w:r>
-        <w:t>CharCNN</w:t>
-      </w:r>
-      <w:proofErr w:type="spellEnd"/>
-      <w:r>
-        <w:t xml:space="preserve"> → </w:t>
-      </w:r>
-      <w:proofErr w:type="spellStart"/>
-      <w:r>
-        <w:t>BiLSTM</w:t>
-      </w:r>
-      <w:proofErr w:type="spellEnd"/>
-      <w:r>
-        <w:t xml:space="preserve"> → CRF</w:t>
+        <w:t>Embedding → CharCNN → BiLSTM → CRF</w:t>
       </w:r>
     </w:p>
     <w:p>
@@ -2421,13 +2303,8 @@
         <w:pStyle w:val="ListBullet"/>
       </w:pPr>
       <w:r>
-        <w:t xml:space="preserve">parole </w:t>
-      </w:r>
-      <w:proofErr w:type="gramStart"/>
-      <w:r>
-        <w:t>rare;</w:t>
-      </w:r>
-      <w:proofErr w:type="gramEnd"/>
+        <w:t>parole rare;</w:t>
+      </w:r>
     </w:p>
     <w:p>
       <w:pPr>
@@ -4627,20 +4504,10 @@
       <w:pPr>
         <w:pStyle w:val="Heading2"/>
       </w:pPr>
-      <w:proofErr w:type="spellStart"/>
       <w:r>
         <w:lastRenderedPageBreak/>
-        <w:t>Modello</w:t>
-      </w:r>
-      <w:proofErr w:type="spellEnd"/>
-      <w:r>
-        <w:t xml:space="preserve"> </w:t>
-      </w:r>
-      <w:proofErr w:type="spellStart"/>
-      <w:r>
-        <w:t>Generalista</w:t>
-      </w:r>
-      <w:proofErr w:type="spellEnd"/>
+        <w:t>Modello Generalista</w:t>
+      </w:r>
     </w:p>
     <w:p>
       <w:r>
@@ -4791,19 +4658,9 @@
       <w:pPr>
         <w:pStyle w:val="Heading3"/>
       </w:pPr>
-      <w:proofErr w:type="spellStart"/>
-      <w:r>
-        <w:t>Prestazioni</w:t>
-      </w:r>
-      <w:proofErr w:type="spellEnd"/>
-      <w:r>
-        <w:t xml:space="preserve"> per </w:t>
-      </w:r>
-      <w:proofErr w:type="spellStart"/>
-      <w:r>
-        <w:t>dominio</w:t>
-      </w:r>
-      <w:proofErr w:type="spellEnd"/>
+      <w:r>
+        <w:t>Prestazioni per dominio</w:t>
+      </w:r>
     </w:p>
     <w:p/>
     <w:tbl>
@@ -5041,19 +4898,9 @@
       <w:pPr>
         <w:pStyle w:val="Heading2"/>
       </w:pPr>
-      <w:proofErr w:type="spellStart"/>
-      <w:r>
-        <w:t>Modello</w:t>
-      </w:r>
-      <w:proofErr w:type="spellEnd"/>
-      <w:r>
-        <w:t xml:space="preserve"> </w:t>
-      </w:r>
-      <w:proofErr w:type="spellStart"/>
-      <w:r>
-        <w:t>Specifico</w:t>
-      </w:r>
-      <w:proofErr w:type="spellEnd"/>
+      <w:r>
+        <w:t>Modello Specifico</w:t>
+      </w:r>
     </w:p>
     <w:p>
       <w:r>
@@ -5612,27 +5459,9 @@
       <w:pPr>
         <w:pStyle w:val="ListBullet"/>
       </w:pPr>
-      <w:proofErr w:type="spellStart"/>
-      <w:r>
-        <w:t>entità</w:t>
-      </w:r>
-      <w:proofErr w:type="spellEnd"/>
-      <w:r>
-        <w:t xml:space="preserve"> </w:t>
-      </w:r>
-      <w:proofErr w:type="spellStart"/>
-      <w:r>
-        <w:t>predette</w:t>
-      </w:r>
-      <w:proofErr w:type="spellEnd"/>
-      <w:r>
-        <w:t xml:space="preserve"> come </w:t>
-      </w:r>
-      <w:proofErr w:type="gramStart"/>
-      <w:r>
-        <w:t>O;</w:t>
-      </w:r>
-      <w:proofErr w:type="gramEnd"/>
+      <w:r>
+        <w:t>entità predette come O;</w:t>
+      </w:r>
     </w:p>
     <w:p>
       <w:pPr>
@@ -5664,6 +5493,73 @@
     </w:p>
     <w:p>
       <w:pPr>
+        <w:pStyle w:val="ListBullet"/>
+        <w:numPr>
+          <w:ilvl w:val="0"/>
+          <w:numId w:val="0"/>
+        </w:numPr>
+        <w:ind w:left="360" w:hanging="360"/>
+        <w:rPr>
+          <w:lang w:val="it-IT"/>
+        </w:rPr>
+      </w:pPr>
+    </w:p>
+    <w:p>
+      <w:pPr>
+        <w:pStyle w:val="ListBullet"/>
+        <w:numPr>
+          <w:ilvl w:val="0"/>
+          <w:numId w:val="0"/>
+        </w:numPr>
+        <w:ind w:left="360" w:hanging="360"/>
+        <w:jc w:val="center"/>
+        <w:rPr>
+          <w:lang w:val="it-IT"/>
+        </w:rPr>
+      </w:pPr>
+      <w:r>
+        <w:rPr>
+          <w:lang w:val="it-IT"/>
+        </w:rPr>
+        <w:drawing>
+          <wp:inline distT="0" distB="0" distL="0" distR="0" wp14:anchorId="152A0354" wp14:editId="1B1E6AA7">
+            <wp:extent cx="4343400" cy="3619500"/>
+            <wp:effectExtent l="0" t="0" r="0" b="0"/>
+            <wp:docPr id="600680840" name="Picture 1"/>
+            <wp:cNvGraphicFramePr>
+              <a:graphicFrameLocks xmlns:a="http://schemas.openxmlformats.org/drawingml/2006/main" noChangeAspect="1"/>
+            </wp:cNvGraphicFramePr>
+            <a:graphic xmlns:a="http://schemas.openxmlformats.org/drawingml/2006/main">
+              <a:graphicData uri="http://schemas.openxmlformats.org/drawingml/2006/picture">
+                <pic:pic xmlns:pic="http://schemas.openxmlformats.org/drawingml/2006/picture">
+                  <pic:nvPicPr>
+                    <pic:cNvPr id="600680840" name=""/>
+                    <pic:cNvPicPr/>
+                  </pic:nvPicPr>
+                  <pic:blipFill>
+                    <a:blip r:embed="rId11"/>
+                    <a:stretch>
+                      <a:fillRect/>
+                    </a:stretch>
+                  </pic:blipFill>
+                  <pic:spPr>
+                    <a:xfrm>
+                      <a:off x="0" y="0"/>
+                      <a:ext cx="4346218" cy="3621848"/>
+                    </a:xfrm>
+                    <a:prstGeom prst="rect">
+                      <a:avLst/>
+                    </a:prstGeom>
+                  </pic:spPr>
+                </pic:pic>
+              </a:graphicData>
+            </a:graphic>
+          </wp:inline>
+        </w:drawing>
+      </w:r>
+    </w:p>
+    <w:p>
+      <w:pPr>
         <w:rPr>
           <w:lang w:val="it-IT"/>
         </w:rPr>
@@ -5730,6 +5626,7 @@
         <w:rPr>
           <w:lang w:val="it-IT"/>
         </w:rPr>
+        <w:lastRenderedPageBreak/>
         <w:t>Conclusioni</w:t>
       </w:r>
     </w:p>
@@ -5910,21 +5807,8 @@
       </w:r>
     </w:p>
     <w:p>
-      <w:proofErr w:type="spellStart"/>
-      <w:r>
-        <w:t>Ad</w:t>
-      </w:r>
-      <w:proofErr w:type="spellEnd"/>
-      <w:r>
-        <w:t xml:space="preserve"> </w:t>
-      </w:r>
-      <w:proofErr w:type="spellStart"/>
-      <w:r>
-        <w:t>esempio</w:t>
-      </w:r>
-      <w:proofErr w:type="spellEnd"/>
-      <w:r>
-        <w:t>:</w:t>
+      <w:r>
+        <w:t>Ad esempio:</w:t>
       </w:r>
     </w:p>
     <w:p>
@@ -5932,13 +5816,8 @@
         <w:pStyle w:val="ListBullet"/>
       </w:pPr>
       <w:r>
-        <w:t xml:space="preserve">modello </w:t>
-      </w:r>
-      <w:proofErr w:type="gramStart"/>
-      <w:r>
-        <w:t>generalista;</w:t>
-      </w:r>
-      <w:proofErr w:type="gramEnd"/>
+        <w:t>modello generalista;</w:t>
+      </w:r>
     </w:p>
     <w:p>
       <w:pPr>
@@ -5979,8 +5858,338 @@
         <w:rPr>
           <w:lang w:val="it-IT"/>
         </w:rPr>
+        <w:t>La combinazione delle predizioni potrebbe ridurre la varianza del sistema e migliorare la robustezza complessiva.</w:t>
+      </w:r>
+    </w:p>
+    <w:p>
+      <w:pPr>
+        <w:rPr>
+          <w:lang w:val="it-IT"/>
+        </w:rPr>
+      </w:pPr>
+    </w:p>
+    <w:p>
+      <w:pPr>
+        <w:pStyle w:val="Heading2"/>
+        <w:rPr>
+          <w:lang w:val="it-IT"/>
+        </w:rPr>
+      </w:pPr>
+      <w:r>
+        <w:rPr>
+          <w:lang w:val="it-IT"/>
+        </w:rPr>
+        <w:t>Cross Validation e Valutazione Statistica</w:t>
+      </w:r>
+    </w:p>
+    <w:p>
+      <w:pPr>
+        <w:rPr>
+          <w:lang w:val="it-IT"/>
+        </w:rPr>
+      </w:pPr>
+      <w:r>
+        <w:rPr>
+          <w:lang w:val="it-IT"/>
+        </w:rPr>
+        <w:t>Nel presente progetto la selezione dei modelli è stata effettuata utilizzando la suddivisione train/dev/test fornita dal dataset KIND.</w:t>
+      </w:r>
+    </w:p>
+    <w:p>
+      <w:pPr>
+        <w:rPr>
+          <w:lang w:val="it-IT"/>
+        </w:rPr>
+      </w:pPr>
+      <w:r>
+        <w:rPr>
+          <w:lang w:val="it-IT"/>
+        </w:rPr>
         <w:lastRenderedPageBreak/>
-        <w:t>La combinazione delle predizioni potrebbe ridurre la varianza del sistema e migliorare la robustezza complessiva.</w:t>
+        <w:t>Questa scelta è coerente con il task assegnato e consente un confronto diretto tra le diverse configurazioni sperimentate.</w:t>
+      </w:r>
+    </w:p>
+    <w:p>
+      <w:pPr>
+        <w:rPr>
+          <w:lang w:val="it-IT"/>
+        </w:rPr>
+      </w:pPr>
+      <w:r>
+        <w:rPr>
+          <w:lang w:val="it-IT"/>
+        </w:rPr>
+        <w:t>Tuttavia, in un contesto produttivo reale, una possibile estensione consisterebbe nell'utilizzo di procedure di Cross Validation durante la fase di model selection.</w:t>
+      </w:r>
+    </w:p>
+    <w:p>
+      <w:pPr>
+        <w:rPr>
+          <w:lang w:val="it-IT"/>
+        </w:rPr>
+      </w:pPr>
+      <w:r>
+        <w:rPr>
+          <w:lang w:val="it-IT"/>
+        </w:rPr>
+        <w:t>L'obiettivo sarebbe ottenere una stima più robusta della capacità di generalizzazione del modello, riducendo la dipendenza da una singola suddivisione dei dati.</w:t>
+      </w:r>
+    </w:p>
+    <w:p>
+      <w:pPr>
+        <w:rPr>
+          <w:lang w:val="it-IT"/>
+        </w:rPr>
+      </w:pPr>
+      <w:r>
+        <w:rPr>
+          <w:lang w:val="it-IT"/>
+        </w:rPr>
+        <w:t>Una possibile procedura potrebbe essere la seguente:</w:t>
+      </w:r>
+    </w:p>
+    <w:p>
+      <w:pPr>
+        <w:pStyle w:val="ListNumber"/>
+      </w:pPr>
+      <w:r>
+        <w:t>Unire train e development set.</w:t>
+      </w:r>
+    </w:p>
+    <w:p>
+      <w:pPr>
+        <w:pStyle w:val="ListNumber"/>
+        <w:rPr>
+          <w:lang w:val="it-IT"/>
+        </w:rPr>
+      </w:pPr>
+      <w:r>
+        <w:rPr>
+          <w:lang w:val="it-IT"/>
+        </w:rPr>
+        <w:t>Eseguire una k-fold cross validation (ad esempio k=5).</w:t>
+      </w:r>
+    </w:p>
+    <w:p>
+      <w:pPr>
+        <w:pStyle w:val="ListNumber"/>
+        <w:rPr>
+          <w:lang w:val="it-IT"/>
+        </w:rPr>
+      </w:pPr>
+      <w:r>
+        <w:rPr>
+          <w:lang w:val="it-IT"/>
+        </w:rPr>
+        <w:t>Valutare le diverse configurazioni architetturali e di training sui differenti fold.</w:t>
+      </w:r>
+    </w:p>
+    <w:p>
+      <w:pPr>
+        <w:pStyle w:val="ListNumber"/>
+        <w:rPr>
+          <w:lang w:val="it-IT"/>
+        </w:rPr>
+      </w:pPr>
+      <w:r>
+        <w:rPr>
+          <w:lang w:val="it-IT"/>
+        </w:rPr>
+        <w:t>Selezionare il modello migliore sulla base delle prestazioni medie ottenute.</w:t>
+      </w:r>
+    </w:p>
+    <w:p>
+      <w:pPr>
+        <w:rPr>
+          <w:lang w:val="it-IT"/>
+        </w:rPr>
+      </w:pPr>
+      <w:r>
+        <w:rPr>
+          <w:lang w:val="it-IT"/>
+        </w:rPr>
+        <w:t>Una volta identificata la configurazione ottimale, il modello finale potrebbe essere addestrato utilizzando l'intero insieme di dati disponibili (train + development) e successivamente utilizzato in produzione.</w:t>
+      </w:r>
+    </w:p>
+    <w:p>
+      <w:pPr>
+        <w:rPr>
+          <w:lang w:val="it-IT"/>
+        </w:rPr>
+      </w:pPr>
+      <w:r>
+        <w:rPr>
+          <w:lang w:val="it-IT"/>
+        </w:rPr>
+        <w:t>Questo approccio consentirebbe di sfruttare il massimo quantitativo di dati annotati disponibili per l'addestramento finale, situazione tipica dei sistemi reali una volta terminata la fase di sviluppo.</w:t>
+      </w:r>
+    </w:p>
+    <w:p>
+      <w:pPr>
+        <w:pStyle w:val="Heading3"/>
+        <w:rPr>
+          <w:lang w:val="it-IT"/>
+        </w:rPr>
+      </w:pPr>
+      <w:r>
+        <w:rPr>
+          <w:lang w:val="it-IT"/>
+        </w:rPr>
+        <w:t>Valutazione della Significatività Statistica</w:t>
+      </w:r>
+    </w:p>
+    <w:p>
+      <w:pPr>
+        <w:rPr>
+          <w:lang w:val="it-IT"/>
+        </w:rPr>
+      </w:pPr>
+      <w:r>
+        <w:rPr>
+          <w:lang w:val="it-IT"/>
+        </w:rPr>
+        <w:t>Un ulteriore sviluppo riguarda la verifica della significatività statistica dei miglioramenti osservati tra differenti configurazioni.</w:t>
+      </w:r>
+    </w:p>
+    <w:p>
+      <w:pPr>
+        <w:rPr>
+          <w:lang w:val="it-IT"/>
+        </w:rPr>
+      </w:pPr>
+      <w:r>
+        <w:rPr>
+          <w:lang w:val="it-IT"/>
+        </w:rPr>
+        <w:t>Nel presente lavoro il confronto tra i modelli è stato effettuato principalmente sulla base delle metriche aggregate (Precision, Recall e F1-score).</w:t>
+      </w:r>
+    </w:p>
+    <w:p>
+      <w:pPr>
+        <w:rPr>
+          <w:lang w:val="it-IT"/>
+        </w:rPr>
+      </w:pPr>
+      <w:r>
+        <w:rPr>
+          <w:lang w:val="it-IT"/>
+        </w:rPr>
+        <w:t>Tuttavia, differenze di prestazione molto contenute potrebbero essere influenzate dalla variabilità introdotta dall'inizializzazione casuale dei pesi e dalla natura stocastica dell'addestramento.</w:t>
+      </w:r>
+    </w:p>
+    <w:p>
+      <w:pPr>
+        <w:rPr>
+          <w:lang w:val="it-IT"/>
+        </w:rPr>
+      </w:pPr>
+      <w:r>
+        <w:rPr>
+          <w:lang w:val="it-IT"/>
+        </w:rPr>
+        <w:t>Per affrontare questo problema sarebbe possibile:</w:t>
+      </w:r>
+    </w:p>
+    <w:p>
+      <w:pPr>
+        <w:rPr>
+          <w:lang w:val="it-IT"/>
+        </w:rPr>
+      </w:pPr>
+    </w:p>
+    <w:p>
+      <w:pPr>
+        <w:pStyle w:val="ListBullet"/>
+        <w:rPr>
+          <w:lang w:val="it-IT"/>
+        </w:rPr>
+      </w:pPr>
+      <w:r>
+        <w:rPr>
+          <w:lang w:val="it-IT"/>
+        </w:rPr>
+        <w:t>addestrare ciascuna configurazione utilizzando differenti seed casuali;</w:t>
+      </w:r>
+    </w:p>
+    <w:p>
+      <w:pPr>
+        <w:pStyle w:val="ListBullet"/>
+        <w:rPr>
+          <w:lang w:val="it-IT"/>
+        </w:rPr>
+      </w:pPr>
+      <w:r>
+        <w:rPr>
+          <w:lang w:val="it-IT"/>
+        </w:rPr>
+        <w:t>calcolare media e deviazione standard delle metriche ottenute;</w:t>
+      </w:r>
+    </w:p>
+    <w:p>
+      <w:pPr>
+        <w:pStyle w:val="ListBullet"/>
+        <w:rPr>
+          <w:lang w:val="it-IT"/>
+        </w:rPr>
+      </w:pPr>
+      <w:r>
+        <w:rPr>
+          <w:lang w:val="it-IT"/>
+        </w:rPr>
+        <w:t>applicare test statistici per verificare la significatività delle differenze osservate.</w:t>
+      </w:r>
+    </w:p>
+    <w:p>
+      <w:pPr>
+        <w:rPr>
+          <w:lang w:val="it-IT"/>
+        </w:rPr>
+      </w:pPr>
+      <w:r>
+        <w:rPr>
+          <w:lang w:val="it-IT"/>
+        </w:rPr>
+        <w:t>Ad esempio, utilizzando più run indipendenti per ciascun modello, sarebbe possibile applicare un test t per campioni appaiati (paired t-test) e calcolare il relativo p-value.</w:t>
+      </w:r>
+    </w:p>
+    <w:p>
+      <w:pPr>
+        <w:rPr>
+          <w:lang w:val="it-IT"/>
+        </w:rPr>
+      </w:pPr>
+      <w:r>
+        <w:rPr>
+          <w:lang w:val="it-IT"/>
+        </w:rPr>
+        <w:t>In alternativa, particolarmente nel contesto del Named Entity Recognition, potrebbe essere utilizzato un bootstrap significance test sulle predizioni del test set.</w:t>
+      </w:r>
+    </w:p>
+    <w:p>
+      <w:pPr>
+        <w:rPr>
+          <w:lang w:val="it-IT"/>
+        </w:rPr>
+      </w:pPr>
+      <w:r>
+        <w:rPr>
+          <w:lang w:val="it-IT"/>
+        </w:rPr>
+        <w:lastRenderedPageBreak/>
+        <w:t>Questa procedura consentirebbe di stimare intervalli di confidenza per Precision, Recall e F1-score e di verificare se i miglioramenti osservati siano statisticamente significativi oppure attribuibili a variazioni casuali.</w:t>
+      </w:r>
+    </w:p>
+    <w:p>
+      <w:pPr>
+        <w:rPr>
+          <w:lang w:val="it-IT"/>
+        </w:rPr>
+      </w:pPr>
+      <w:r>
+        <w:rPr>
+          <w:lang w:val="it-IT"/>
+        </w:rPr>
+        <w:t>L'introduzione di queste metodologie renderebbe il processo di selezione del modello più rigoroso e maggiormente allineato alle pratiche adottate nella ricerca scientifica e nello sviluppo di sistemi di Machine Learning in ambito industriale.</w:t>
       </w:r>
     </w:p>
     <w:p>
@@ -6001,684 +6210,268 @@
         <w:rPr>
           <w:lang w:val="it-IT"/>
         </w:rPr>
-        <w:t>Cross Validation e Valutazione Statistica</w:t>
-      </w:r>
-    </w:p>
-    <w:p>
-      <w:pPr>
-        <w:rPr>
-          <w:lang w:val="it-IT"/>
-        </w:rPr>
-      </w:pPr>
-      <w:r>
-        <w:rPr>
-          <w:lang w:val="it-IT"/>
-        </w:rPr>
-        <w:t>Nel presente progetto la selezione dei modelli è stata effettuata utilizzando la suddivisione train/dev/test fornita dal dataset KIND.</w:t>
-      </w:r>
-    </w:p>
-    <w:p>
-      <w:pPr>
-        <w:rPr>
-          <w:lang w:val="it-IT"/>
-        </w:rPr>
-      </w:pPr>
-      <w:r>
-        <w:rPr>
-          <w:lang w:val="it-IT"/>
-        </w:rPr>
-        <w:t>Questa scelta è coerente con il task assegnato e consente un confronto diretto tra le diverse configurazioni sperimentate.</w:t>
-      </w:r>
-    </w:p>
-    <w:p>
-      <w:pPr>
-        <w:rPr>
-          <w:lang w:val="it-IT"/>
-        </w:rPr>
-      </w:pPr>
-      <w:r>
-        <w:rPr>
-          <w:lang w:val="it-IT"/>
-        </w:rPr>
-        <w:t>Tuttavia, in un contesto produttivo reale, una possibile estensione consisterebbe nell'utilizzo di procedure di Cross Validation durante la fase di model selection.</w:t>
-      </w:r>
-    </w:p>
-    <w:p>
-      <w:pPr>
-        <w:rPr>
-          <w:lang w:val="it-IT"/>
-        </w:rPr>
-      </w:pPr>
-      <w:r>
-        <w:rPr>
-          <w:lang w:val="it-IT"/>
-        </w:rPr>
-        <w:t>L'obiettivo sarebbe ottenere una stima più robusta della capacità di generalizzazione del modello, riducendo la dipendenza da una singola suddivisione dei dati.</w:t>
-      </w:r>
-    </w:p>
-    <w:p>
-      <w:pPr>
-        <w:rPr>
-          <w:lang w:val="it-IT"/>
-        </w:rPr>
-      </w:pPr>
-      <w:r>
-        <w:rPr>
-          <w:lang w:val="it-IT"/>
-        </w:rPr>
-        <w:t>Una possibile procedura potrebbe essere la seguente:</w:t>
-      </w:r>
-    </w:p>
-    <w:p>
-      <w:pPr>
-        <w:pStyle w:val="ListNumber"/>
-      </w:pPr>
-      <w:proofErr w:type="spellStart"/>
-      <w:r>
-        <w:t>Unire</w:t>
-      </w:r>
-      <w:proofErr w:type="spellEnd"/>
-      <w:r>
-        <w:t xml:space="preserve"> train e development set.</w:t>
-      </w:r>
-    </w:p>
-    <w:p>
-      <w:pPr>
-        <w:pStyle w:val="ListNumber"/>
-        <w:rPr>
-          <w:lang w:val="it-IT"/>
-        </w:rPr>
-      </w:pPr>
-      <w:r>
-        <w:rPr>
-          <w:lang w:val="it-IT"/>
-        </w:rPr>
-        <w:t>Eseguire una k-fold cross validation (ad esempio k=5).</w:t>
-      </w:r>
-    </w:p>
-    <w:p>
-      <w:pPr>
-        <w:pStyle w:val="ListNumber"/>
-        <w:rPr>
-          <w:lang w:val="it-IT"/>
-        </w:rPr>
-      </w:pPr>
-      <w:r>
-        <w:rPr>
-          <w:lang w:val="it-IT"/>
-        </w:rPr>
-        <w:t>Valutare le diverse configurazioni architetturali e di training sui differenti fold.</w:t>
-      </w:r>
-    </w:p>
-    <w:p>
-      <w:pPr>
-        <w:pStyle w:val="ListNumber"/>
-        <w:rPr>
-          <w:lang w:val="it-IT"/>
-        </w:rPr>
-      </w:pPr>
-      <w:r>
-        <w:rPr>
-          <w:lang w:val="it-IT"/>
-        </w:rPr>
-        <w:t>Selezionare il modello migliore sulla base delle prestazioni medie ottenute.</w:t>
-      </w:r>
-    </w:p>
-    <w:p>
-      <w:pPr>
-        <w:rPr>
-          <w:lang w:val="it-IT"/>
-        </w:rPr>
-      </w:pPr>
-      <w:r>
-        <w:rPr>
-          <w:lang w:val="it-IT"/>
-        </w:rPr>
-        <w:t>Una volta identificata la configurazione ottimale, il modello finale potrebbe essere addestrato utilizzando l'intero insieme di dati disponibili (train + development) e successivamente utilizzato in produzione.</w:t>
-      </w:r>
-    </w:p>
-    <w:p>
-      <w:pPr>
-        <w:rPr>
-          <w:lang w:val="it-IT"/>
-        </w:rPr>
-      </w:pPr>
-      <w:r>
-        <w:rPr>
-          <w:lang w:val="it-IT"/>
-        </w:rPr>
-        <w:t>Questo approccio consentirebbe di sfruttare il massimo quantitativo di dati annotati disponibili per l'addestramento finale, situazione tipica dei sistemi reali una volta terminata la fase di sviluppo.</w:t>
-      </w:r>
-    </w:p>
-    <w:p>
-      <w:pPr>
-        <w:pStyle w:val="Heading3"/>
-        <w:rPr>
-          <w:lang w:val="it-IT"/>
-        </w:rPr>
-      </w:pPr>
-      <w:r>
-        <w:rPr>
-          <w:lang w:val="it-IT"/>
-        </w:rPr>
-        <w:t>Valutazione della Significatività Statistica</w:t>
-      </w:r>
-    </w:p>
-    <w:p>
-      <w:pPr>
-        <w:rPr>
-          <w:lang w:val="it-IT"/>
-        </w:rPr>
-      </w:pPr>
-      <w:r>
-        <w:rPr>
-          <w:lang w:val="it-IT"/>
-        </w:rPr>
-        <w:t>Un ulteriore sviluppo riguarda la verifica della significatività statistica dei miglioramenti osservati tra differenti configurazioni.</w:t>
-      </w:r>
-    </w:p>
-    <w:p>
-      <w:pPr>
-        <w:rPr>
-          <w:lang w:val="it-IT"/>
-        </w:rPr>
-      </w:pPr>
-      <w:r>
-        <w:rPr>
-          <w:lang w:val="it-IT"/>
-        </w:rPr>
-        <w:t>Nel presente lavoro il confronto tra i modelli è stato effettuato principalmente sulla base delle metriche aggregate (Precision, Recall e F1-score).</w:t>
-      </w:r>
-    </w:p>
-    <w:p>
-      <w:pPr>
-        <w:rPr>
-          <w:lang w:val="it-IT"/>
-        </w:rPr>
-      </w:pPr>
-      <w:r>
-        <w:rPr>
-          <w:lang w:val="it-IT"/>
-        </w:rPr>
-        <w:t>Tuttavia, differenze di prestazione molto contenute potrebbero essere influenzate dalla variabilità introdotta dall'inizializzazione casuale dei pesi e dalla natura stocastica dell'addestramento.</w:t>
-      </w:r>
-    </w:p>
-    <w:p>
-      <w:pPr>
-        <w:rPr>
-          <w:lang w:val="it-IT"/>
-        </w:rPr>
-      </w:pPr>
-      <w:r>
-        <w:rPr>
-          <w:lang w:val="it-IT"/>
-        </w:rPr>
-        <w:t>Per affrontare questo problema sarebbe possibile:</w:t>
-      </w:r>
-    </w:p>
-    <w:p>
-      <w:pPr>
-        <w:rPr>
-          <w:lang w:val="it-IT"/>
-        </w:rPr>
-      </w:pPr>
+        <w:t>Studio della Sensibilità al Seed</w:t>
+      </w:r>
+    </w:p>
+    <w:p>
+      <w:pPr>
+        <w:rPr>
+          <w:lang w:val="it-IT"/>
+        </w:rPr>
+      </w:pPr>
+      <w:r>
+        <w:rPr>
+          <w:lang w:val="it-IT"/>
+        </w:rPr>
+        <w:t>Nel presente lavoro ogni configurazione è stata addestrata utilizzando un singolo seed casuale.</w:t>
+      </w:r>
+    </w:p>
+    <w:p>
+      <w:pPr>
+        <w:rPr>
+          <w:lang w:val="it-IT"/>
+        </w:rPr>
+      </w:pPr>
+      <w:r>
+        <w:rPr>
+          <w:lang w:val="it-IT"/>
+        </w:rPr>
+        <w:t>Poiché le reti neurali possono mostrare una certa variabilità tra differenti inizializzazioni, sarebbe interessante valutare le prestazioni medie e la deviazione standard su più run indipendenti.</w:t>
+      </w:r>
+    </w:p>
+    <w:p>
+      <w:pPr>
+        <w:rPr>
+          <w:lang w:val="it-IT"/>
+        </w:rPr>
+      </w:pPr>
+      <w:r>
+        <w:rPr>
+          <w:lang w:val="it-IT"/>
+        </w:rPr>
+        <w:t>Questo consentirebbe di verificare la robustezza statistica dei miglioramenti osservati.</w:t>
+      </w:r>
+    </w:p>
+    <w:p>
+      <w:pPr>
+        <w:rPr>
+          <w:lang w:val="it-IT"/>
+        </w:rPr>
+      </w:pPr>
+    </w:p>
+    <w:p>
+      <w:pPr>
+        <w:pStyle w:val="Heading2"/>
+        <w:rPr>
+          <w:lang w:val="it-IT"/>
+        </w:rPr>
+      </w:pPr>
+      <w:r>
+        <w:rPr>
+          <w:lang w:val="it-IT"/>
+        </w:rPr>
+        <w:t>Data Augmentation</w:t>
+      </w:r>
+    </w:p>
+    <w:p>
+      <w:pPr>
+        <w:rPr>
+          <w:lang w:val="it-IT"/>
+        </w:rPr>
+      </w:pPr>
+      <w:r>
+        <w:rPr>
+          <w:lang w:val="it-IT"/>
+        </w:rPr>
+        <w:t>Un'altra possibile direzione riguarda l'introduzione di tecniche di data augmentation.</w:t>
+      </w:r>
+    </w:p>
+    <w:p>
+      <w:pPr>
+        <w:rPr>
+          <w:lang w:val="it-IT"/>
+        </w:rPr>
+      </w:pPr>
+      <w:r>
+        <w:rPr>
+          <w:lang w:val="it-IT"/>
+        </w:rPr>
+        <w:t>Tra le strategie potenzialmente applicabili:</w:t>
+      </w:r>
     </w:p>
     <w:p>
       <w:pPr>
         <w:pStyle w:val="ListBullet"/>
-        <w:rPr>
-          <w:lang w:val="it-IT"/>
-        </w:rPr>
-      </w:pPr>
-      <w:r>
-        <w:rPr>
-          <w:lang w:val="it-IT"/>
-        </w:rPr>
+      </w:pPr>
+      <w:r>
+        <w:t>token dropout;</w:t>
+      </w:r>
+    </w:p>
+    <w:p>
+      <w:pPr>
+        <w:pStyle w:val="ListBullet"/>
+      </w:pPr>
+      <w:r>
+        <w:t>word masking;</w:t>
+      </w:r>
+    </w:p>
+    <w:p>
+      <w:pPr>
+        <w:pStyle w:val="ListBullet"/>
+      </w:pPr>
+      <w:r>
+        <w:t>perturbazione controllata degli embedding;</w:t>
+      </w:r>
+    </w:p>
+    <w:p>
+      <w:pPr>
+        <w:pStyle w:val="ListBullet"/>
+        <w:rPr>
+          <w:lang w:val="it-IT"/>
+        </w:rPr>
+      </w:pPr>
+      <w:r>
+        <w:rPr>
+          <w:lang w:val="it-IT"/>
+        </w:rPr>
+        <w:t>sostituzione di token mediante parole semanticamente simili.</w:t>
+      </w:r>
+    </w:p>
+    <w:p>
+      <w:pPr>
+        <w:rPr>
+          <w:lang w:val="it-IT"/>
+        </w:rPr>
+      </w:pPr>
+      <w:r>
+        <w:rPr>
+          <w:lang w:val="it-IT"/>
+        </w:rPr>
+        <w:t>Tali tecniche potrebbero migliorare la capacità di generalizzazione del modello, soprattutto sui domini meno rappresentati.</w:t>
+      </w:r>
+    </w:p>
+    <w:p>
+      <w:pPr>
+        <w:rPr>
+          <w:lang w:val="it-IT"/>
+        </w:rPr>
+      </w:pPr>
+    </w:p>
+    <w:p>
+      <w:pPr>
+        <w:rPr>
+          <w:lang w:val="it-IT"/>
+        </w:rPr>
+      </w:pPr>
+    </w:p>
+    <w:p>
+      <w:pPr>
+        <w:pStyle w:val="Heading2"/>
+        <w:rPr>
+          <w:lang w:val="it-IT"/>
+        </w:rPr>
+      </w:pPr>
+      <w:r>
+        <w:rPr>
+          <w:lang w:val="it-IT"/>
+        </w:rPr>
+        <w:t>Tuning Architetturale Più Esteso</w:t>
+      </w:r>
+    </w:p>
+    <w:p>
+      <w:pPr>
+        <w:rPr>
+          <w:lang w:val="it-IT"/>
+        </w:rPr>
+      </w:pPr>
+      <w:r>
+        <w:rPr>
+          <w:lang w:val="it-IT"/>
+        </w:rPr>
+        <w:t>Nel corso del progetto sono stati valutati soltanto interventi mirati sulla configurazione finale.</w:t>
+      </w:r>
+    </w:p>
+    <w:p>
+      <w:pPr>
+        <w:rPr>
+          <w:lang w:val="it-IT"/>
+        </w:rPr>
+      </w:pPr>
+      <w:r>
+        <w:rPr>
+          <w:lang w:val="it-IT"/>
+        </w:rPr>
+        <w:t>Un'esplorazione più ampia potrebbe includere:</w:t>
+      </w:r>
+    </w:p>
+    <w:p>
+      <w:pPr>
+        <w:pStyle w:val="ListBullet"/>
+      </w:pPr>
+      <w:r>
+        <w:t>dimensioni differenti della BiLSTM;</w:t>
+      </w:r>
+    </w:p>
+    <w:p>
+      <w:pPr>
+        <w:pStyle w:val="ListBullet"/>
+        <w:rPr>
+          <w:lang w:val="it-IT"/>
+        </w:rPr>
+      </w:pPr>
+      <w:r>
+        <w:rPr>
+          <w:lang w:val="it-IT"/>
+        </w:rPr>
+        <w:t>differenti numeri di layer ricorrenti;</w:t>
+      </w:r>
+    </w:p>
+    <w:p>
+      <w:pPr>
+        <w:pStyle w:val="ListBullet"/>
+      </w:pPr>
+      <w:r>
         <w:lastRenderedPageBreak/>
-        <w:t>addestrare ciascuna configurazione utilizzando differenti seed casuali;</w:t>
+        <w:t>varianti della CharCNN;</w:t>
       </w:r>
     </w:p>
     <w:p>
       <w:pPr>
         <w:pStyle w:val="ListBullet"/>
-        <w:rPr>
-          <w:lang w:val="it-IT"/>
-        </w:rPr>
-      </w:pPr>
-      <w:r>
-        <w:rPr>
-          <w:lang w:val="it-IT"/>
-        </w:rPr>
-        <w:t>calcolare media e deviazione standard delle metriche ottenute;</w:t>
+      </w:pPr>
+      <w:r>
+        <w:t>differenti strategie di regolarizzazione.</w:t>
+      </w:r>
+    </w:p>
+    <w:p/>
+    <w:p>
+      <w:pPr>
+        <w:pStyle w:val="Heading2"/>
+      </w:pPr>
+      <w:r>
+        <w:t>Analisi Errori per Classe</w:t>
+      </w:r>
+    </w:p>
+    <w:p>
+      <w:pPr>
+        <w:rPr>
+          <w:lang w:val="it-IT"/>
+        </w:rPr>
+      </w:pPr>
+      <w:r>
+        <w:rPr>
+          <w:lang w:val="it-IT"/>
+        </w:rPr>
+        <w:t>L'analisi effettuata ha evidenziato che molti errori derivano da:</w:t>
       </w:r>
     </w:p>
     <w:p>
       <w:pPr>
         <w:pStyle w:val="ListBullet"/>
-        <w:rPr>
-          <w:lang w:val="it-IT"/>
-        </w:rPr>
-      </w:pPr>
-      <w:r>
-        <w:rPr>
-          <w:lang w:val="it-IT"/>
-        </w:rPr>
-        <w:t>applicare test statistici per verificare la significatività delle differenze osservate.</w:t>
-      </w:r>
-    </w:p>
-    <w:p>
-      <w:pPr>
-        <w:rPr>
-          <w:lang w:val="it-IT"/>
-        </w:rPr>
-      </w:pPr>
-      <w:r>
-        <w:rPr>
-          <w:lang w:val="it-IT"/>
-        </w:rPr>
-        <w:t>Ad esempio, utilizzando più run indipendenti per ciascun modello, sarebbe possibile applicare un test t per campioni appaiati (paired t-test) e calcolare il relativo p-value.</w:t>
-      </w:r>
-    </w:p>
-    <w:p>
-      <w:pPr>
-        <w:rPr>
-          <w:lang w:val="it-IT"/>
-        </w:rPr>
-      </w:pPr>
-      <w:r>
-        <w:rPr>
-          <w:lang w:val="it-IT"/>
-        </w:rPr>
-        <w:t>In alternativa, particolarmente nel contesto del Named Entity Recognition, potrebbe essere utilizzato un bootstrap significance test sulle predizioni del test set.</w:t>
-      </w:r>
-    </w:p>
-    <w:p>
-      <w:pPr>
-        <w:rPr>
-          <w:lang w:val="it-IT"/>
-        </w:rPr>
-      </w:pPr>
-      <w:r>
-        <w:rPr>
-          <w:lang w:val="it-IT"/>
-        </w:rPr>
-        <w:t>Questa procedura consentirebbe di stimare intervalli di confidenza per Precision, Recall e F1-score e di verificare se i miglioramenti osservati siano statisticamente significativi oppure attribuibili a variazioni casuali.</w:t>
-      </w:r>
-    </w:p>
-    <w:p>
-      <w:pPr>
-        <w:rPr>
-          <w:lang w:val="it-IT"/>
-        </w:rPr>
-      </w:pPr>
-      <w:r>
-        <w:rPr>
-          <w:lang w:val="it-IT"/>
-        </w:rPr>
-        <w:t>L'introduzione di queste metodologie renderebbe il processo di selezione del modello più rigoroso e maggiormente allineato alle pratiche adottate nella ricerca scientifica e nello sviluppo di sistemi di Machine Learning in ambito industriale.</w:t>
-      </w:r>
-    </w:p>
-    <w:p>
-      <w:pPr>
-        <w:rPr>
-          <w:lang w:val="it-IT"/>
-        </w:rPr>
-      </w:pPr>
-    </w:p>
-    <w:p>
-      <w:pPr>
-        <w:pStyle w:val="Heading2"/>
-        <w:rPr>
-          <w:lang w:val="it-IT"/>
-        </w:rPr>
-      </w:pPr>
-      <w:r>
-        <w:rPr>
-          <w:lang w:val="it-IT"/>
-        </w:rPr>
-        <w:t>Studio della Sensibilità al Seed</w:t>
-      </w:r>
-    </w:p>
-    <w:p>
-      <w:pPr>
-        <w:rPr>
-          <w:lang w:val="it-IT"/>
-        </w:rPr>
-      </w:pPr>
-      <w:r>
-        <w:rPr>
-          <w:lang w:val="it-IT"/>
-        </w:rPr>
-        <w:t>Nel presente lavoro ogni configurazione è stata addestrata utilizzando un singolo seed casuale.</w:t>
-      </w:r>
-    </w:p>
-    <w:p>
-      <w:pPr>
-        <w:rPr>
-          <w:lang w:val="it-IT"/>
-        </w:rPr>
-      </w:pPr>
-      <w:r>
-        <w:rPr>
-          <w:lang w:val="it-IT"/>
-        </w:rPr>
-        <w:t>Poiché le reti neurali possono mostrare una certa variabilità tra differenti inizializzazioni, sarebbe interessante valutare le prestazioni medie e la deviazione standard su più run indipendenti.</w:t>
-      </w:r>
-    </w:p>
-    <w:p>
-      <w:pPr>
-        <w:rPr>
-          <w:lang w:val="it-IT"/>
-        </w:rPr>
-      </w:pPr>
-      <w:r>
-        <w:rPr>
-          <w:lang w:val="it-IT"/>
-        </w:rPr>
-        <w:t>Questo consentirebbe di verificare la robustezza statistica dei miglioramenti osservati.</w:t>
-      </w:r>
-    </w:p>
-    <w:p>
-      <w:pPr>
-        <w:rPr>
-          <w:lang w:val="it-IT"/>
-        </w:rPr>
-      </w:pPr>
-    </w:p>
-    <w:p>
-      <w:pPr>
-        <w:pStyle w:val="Heading2"/>
-        <w:rPr>
-          <w:lang w:val="it-IT"/>
-        </w:rPr>
-      </w:pPr>
-      <w:r>
-        <w:rPr>
-          <w:lang w:val="it-IT"/>
-        </w:rPr>
-        <w:t>Data Augmentation</w:t>
-      </w:r>
-    </w:p>
-    <w:p>
-      <w:pPr>
-        <w:rPr>
-          <w:lang w:val="it-IT"/>
-        </w:rPr>
-      </w:pPr>
-      <w:r>
-        <w:rPr>
-          <w:lang w:val="it-IT"/>
-        </w:rPr>
-        <w:t>Un'altra possibile direzione riguarda l'introduzione di tecniche di data augmentation.</w:t>
-      </w:r>
-    </w:p>
-    <w:p>
-      <w:pPr>
-        <w:rPr>
-          <w:lang w:val="it-IT"/>
-        </w:rPr>
-      </w:pPr>
-      <w:r>
-        <w:rPr>
-          <w:lang w:val="it-IT"/>
-        </w:rPr>
-        <w:t>Tra le strategie potenzialmente applicabili:</w:t>
-      </w:r>
-    </w:p>
-    <w:p>
-      <w:pPr>
-        <w:pStyle w:val="ListBullet"/>
-      </w:pPr>
-      <w:r>
-        <w:t xml:space="preserve">token </w:t>
-      </w:r>
-      <w:proofErr w:type="gramStart"/>
-      <w:r>
-        <w:t>dropout;</w:t>
-      </w:r>
-      <w:proofErr w:type="gramEnd"/>
-    </w:p>
-    <w:p>
-      <w:pPr>
-        <w:pStyle w:val="ListBullet"/>
-      </w:pPr>
-      <w:r>
-        <w:t>word masking;</w:t>
-      </w:r>
-    </w:p>
-    <w:p>
-      <w:pPr>
-        <w:pStyle w:val="ListBullet"/>
-      </w:pPr>
-      <w:r>
-        <w:t>perturbazione controllata degli embedding;</w:t>
-      </w:r>
-    </w:p>
-    <w:p>
-      <w:pPr>
-        <w:pStyle w:val="ListBullet"/>
-        <w:rPr>
-          <w:lang w:val="it-IT"/>
-        </w:rPr>
-      </w:pPr>
-      <w:r>
-        <w:rPr>
-          <w:lang w:val="it-IT"/>
-        </w:rPr>
-        <w:t>sostituzione di token mediante parole semanticamente simili.</w:t>
-      </w:r>
-    </w:p>
-    <w:p>
-      <w:pPr>
-        <w:rPr>
-          <w:lang w:val="it-IT"/>
-        </w:rPr>
-      </w:pPr>
-      <w:r>
-        <w:rPr>
-          <w:lang w:val="it-IT"/>
-        </w:rPr>
-        <w:t>Tali tecniche potrebbero migliorare la capacità di generalizzazione del modello, soprattutto sui domini meno rappresentati.</w:t>
-      </w:r>
-    </w:p>
-    <w:p>
-      <w:pPr>
-        <w:rPr>
-          <w:lang w:val="it-IT"/>
-        </w:rPr>
-      </w:pPr>
-    </w:p>
-    <w:p>
-      <w:pPr>
-        <w:rPr>
-          <w:lang w:val="it-IT"/>
-        </w:rPr>
-      </w:pPr>
-    </w:p>
-    <w:p>
-      <w:pPr>
-        <w:pStyle w:val="Heading2"/>
-        <w:rPr>
-          <w:lang w:val="it-IT"/>
-        </w:rPr>
-      </w:pPr>
-      <w:r>
-        <w:rPr>
-          <w:lang w:val="it-IT"/>
-        </w:rPr>
-        <w:t>Tuning Architetturale Più Esteso</w:t>
-      </w:r>
-    </w:p>
-    <w:p>
-      <w:pPr>
-        <w:rPr>
-          <w:lang w:val="it-IT"/>
-        </w:rPr>
-      </w:pPr>
-      <w:r>
-        <w:rPr>
-          <w:lang w:val="it-IT"/>
-        </w:rPr>
-        <w:t>Nel corso del progetto sono stati valutati soltanto interventi mirati sulla configurazione finale.</w:t>
-      </w:r>
-    </w:p>
-    <w:p>
-      <w:pPr>
-        <w:rPr>
-          <w:lang w:val="it-IT"/>
-        </w:rPr>
-      </w:pPr>
-      <w:r>
-        <w:rPr>
-          <w:lang w:val="it-IT"/>
-        </w:rPr>
-        <w:t>Un'esplorazione più ampia potrebbe includere:</w:t>
-      </w:r>
-    </w:p>
-    <w:p>
-      <w:pPr>
-        <w:pStyle w:val="ListBullet"/>
-      </w:pPr>
-      <w:proofErr w:type="spellStart"/>
-      <w:r>
-        <w:t>dimensioni</w:t>
-      </w:r>
-      <w:proofErr w:type="spellEnd"/>
-      <w:r>
-        <w:t xml:space="preserve"> </w:t>
-      </w:r>
-      <w:proofErr w:type="spellStart"/>
-      <w:r>
-        <w:t>differenti</w:t>
-      </w:r>
-      <w:proofErr w:type="spellEnd"/>
-      <w:r>
-        <w:t xml:space="preserve"> </w:t>
-      </w:r>
-      <w:proofErr w:type="spellStart"/>
-      <w:r>
-        <w:t>della</w:t>
-      </w:r>
-      <w:proofErr w:type="spellEnd"/>
-      <w:r>
-        <w:t xml:space="preserve"> </w:t>
-      </w:r>
-      <w:proofErr w:type="spellStart"/>
-      <w:proofErr w:type="gramStart"/>
-      <w:r>
-        <w:t>BiLSTM</w:t>
-      </w:r>
-      <w:proofErr w:type="spellEnd"/>
-      <w:r>
-        <w:t>;</w:t>
-      </w:r>
-      <w:proofErr w:type="gramEnd"/>
-    </w:p>
-    <w:p>
-      <w:pPr>
-        <w:pStyle w:val="ListBullet"/>
-        <w:rPr>
-          <w:lang w:val="it-IT"/>
-        </w:rPr>
-      </w:pPr>
-      <w:r>
-        <w:rPr>
-          <w:lang w:val="it-IT"/>
-        </w:rPr>
-        <w:t>differenti numeri di layer ricorrenti;</w:t>
-      </w:r>
-    </w:p>
-    <w:p>
-      <w:pPr>
-        <w:pStyle w:val="ListBullet"/>
-      </w:pPr>
-      <w:proofErr w:type="spellStart"/>
-      <w:r>
-        <w:t>varianti</w:t>
-      </w:r>
-      <w:proofErr w:type="spellEnd"/>
-      <w:r>
-        <w:t xml:space="preserve"> </w:t>
-      </w:r>
-      <w:proofErr w:type="spellStart"/>
-      <w:r>
-        <w:t>della</w:t>
-      </w:r>
-      <w:proofErr w:type="spellEnd"/>
-      <w:r>
-        <w:t xml:space="preserve"> </w:t>
-      </w:r>
-      <w:proofErr w:type="spellStart"/>
-      <w:proofErr w:type="gramStart"/>
-      <w:r>
-        <w:t>CharCNN</w:t>
-      </w:r>
-      <w:proofErr w:type="spellEnd"/>
-      <w:r>
-        <w:t>;</w:t>
-      </w:r>
-      <w:proofErr w:type="gramEnd"/>
-    </w:p>
-    <w:p>
-      <w:pPr>
-        <w:pStyle w:val="ListBullet"/>
-      </w:pPr>
-      <w:r>
-        <w:t>differenti strategie di regolarizzazione.</w:t>
-      </w:r>
-    </w:p>
-    <w:p/>
-    <w:p>
-      <w:pPr>
-        <w:pStyle w:val="Heading2"/>
-      </w:pPr>
-      <w:proofErr w:type="spellStart"/>
-      <w:r>
-        <w:t>Analisi</w:t>
-      </w:r>
-      <w:proofErr w:type="spellEnd"/>
-      <w:r>
-        <w:t xml:space="preserve"> Errori per Classe</w:t>
-      </w:r>
-    </w:p>
-    <w:p>
-      <w:pPr>
-        <w:rPr>
-          <w:lang w:val="it-IT"/>
-        </w:rPr>
-      </w:pPr>
-      <w:r>
-        <w:rPr>
-          <w:lang w:val="it-IT"/>
-        </w:rPr>
-        <w:t>L'analisi effettuata ha evidenziato che molti errori derivano da:</w:t>
-      </w:r>
-    </w:p>
-    <w:p>
-      <w:pPr>
-        <w:pStyle w:val="ListBullet"/>
-      </w:pPr>
-      <w:proofErr w:type="spellStart"/>
-      <w:r>
-        <w:t>entità</w:t>
-      </w:r>
-      <w:proofErr w:type="spellEnd"/>
-      <w:r>
-        <w:t xml:space="preserve"> </w:t>
-      </w:r>
-      <w:proofErr w:type="spellStart"/>
-      <w:r>
-        <w:t>predette</w:t>
-      </w:r>
-      <w:proofErr w:type="spellEnd"/>
-      <w:r>
-        <w:t xml:space="preserve"> come </w:t>
-      </w:r>
-      <w:proofErr w:type="gramStart"/>
-      <w:r>
-        <w:t>O;</w:t>
-      </w:r>
-      <w:proofErr w:type="gramEnd"/>
+      </w:pPr>
+      <w:r>
+        <w:t>entità predette come O;</w:t>
+      </w:r>
     </w:p>
     <w:p>
       <w:pPr>
@@ -7693,6 +7486,7 @@
   <w:style w:type="character" w:default="1" w:styleId="DefaultParagraphFont">
     <w:name w:val="Default Paragraph Font"/>
     <w:uiPriority w:val="1"/>
+    <w:semiHidden/>
     <w:unhideWhenUsed/>
   </w:style>
   <w:style w:type="table" w:default="1" w:styleId="TableNormal">

--- a/RelazioneTecnica.docx
+++ b/RelazioneTecnica.docx
@@ -258,7 +258,15 @@
         </w:numPr>
       </w:pPr>
       <w:r>
-        <w:t>WN (Wikinews)</w:t>
+        <w:t>WN (</w:t>
+      </w:r>
+      <w:proofErr w:type="spellStart"/>
+      <w:r>
+        <w:t>Wikinews</w:t>
+      </w:r>
+      <w:proofErr w:type="spellEnd"/>
+      <w:r>
+        <w:t>)</w:t>
       </w:r>
     </w:p>
     <w:p>
@@ -1180,7 +1188,15 @@
     <w:p>
       <w:r>
         <w:lastRenderedPageBreak/>
-        <w:t>In particolare:</w:t>
+        <w:t xml:space="preserve">In </w:t>
+      </w:r>
+      <w:proofErr w:type="spellStart"/>
+      <w:r>
+        <w:t>particolare</w:t>
+      </w:r>
+      <w:proofErr w:type="spellEnd"/>
+      <w:r>
+        <w:t>:</w:t>
       </w:r>
     </w:p>
     <w:p>
@@ -1216,7 +1232,31 @@
         <w:pStyle w:val="ListBullet"/>
       </w:pPr>
       <w:r>
-        <w:t>ADG presenta terminologia  specifica.</w:t>
+        <w:t xml:space="preserve">ADG </w:t>
+      </w:r>
+      <w:proofErr w:type="spellStart"/>
+      <w:r>
+        <w:t>presenta</w:t>
+      </w:r>
+      <w:proofErr w:type="spellEnd"/>
+      <w:r>
+        <w:t xml:space="preserve"> </w:t>
+      </w:r>
+      <w:proofErr w:type="spellStart"/>
+      <w:r>
+        <w:t>terminologia</w:t>
+      </w:r>
+      <w:proofErr w:type="spellEnd"/>
+      <w:r>
+        <w:t xml:space="preserve">  </w:t>
+      </w:r>
+      <w:proofErr w:type="spellStart"/>
+      <w:r>
+        <w:t>specifica</w:t>
+      </w:r>
+      <w:proofErr w:type="spellEnd"/>
+      <w:r>
+        <w:t>.</w:t>
       </w:r>
     </w:p>
     <w:p>
@@ -1263,9 +1303,19 @@
       <w:pPr>
         <w:pStyle w:val="Heading2"/>
       </w:pPr>
-      <w:r>
-        <w:t>Configurazioni analizzate</w:t>
-      </w:r>
+      <w:proofErr w:type="spellStart"/>
+      <w:r>
+        <w:t>Configurazioni</w:t>
+      </w:r>
+      <w:proofErr w:type="spellEnd"/>
+      <w:r>
+        <w:t xml:space="preserve"> </w:t>
+      </w:r>
+      <w:proofErr w:type="spellStart"/>
+      <w:r>
+        <w:t>analizzate</w:t>
+      </w:r>
+      <w:proofErr w:type="spellEnd"/>
     </w:p>
     <w:p>
       <w:pPr>
@@ -1303,8 +1353,29 @@
       <w:pPr>
         <w:pStyle w:val="ListBullet"/>
       </w:pPr>
-      <w:r>
-        <w:t>normalizzazione L2 dei vettori embedding</w:t>
+      <w:proofErr w:type="spellStart"/>
+      <w:r>
+        <w:t>normalizzazione</w:t>
+      </w:r>
+      <w:proofErr w:type="spellEnd"/>
+      <w:r>
+        <w:t xml:space="preserve"> L2 </w:t>
+      </w:r>
+      <w:proofErr w:type="spellStart"/>
+      <w:r>
+        <w:t>dei</w:t>
+      </w:r>
+      <w:proofErr w:type="spellEnd"/>
+      <w:r>
+        <w:t xml:space="preserve"> </w:t>
+      </w:r>
+      <w:proofErr w:type="spellStart"/>
+      <w:r>
+        <w:t>vettori</w:t>
+      </w:r>
+      <w:proofErr w:type="spellEnd"/>
+      <w:r>
+        <w:t xml:space="preserve"> embedding</w:t>
       </w:r>
     </w:p>
     <w:p>
@@ -1327,16 +1398,26 @@
       <w:pPr>
         <w:pStyle w:val="ListBullet"/>
       </w:pPr>
-      <w:r>
-        <w:t>normalizzazione embedding</w:t>
+      <w:proofErr w:type="spellStart"/>
+      <w:r>
+        <w:t>normalizzazione</w:t>
+      </w:r>
+      <w:proofErr w:type="spellEnd"/>
+      <w:r>
+        <w:t xml:space="preserve"> embedding</w:t>
       </w:r>
     </w:p>
     <w:p>
       <w:pPr>
         <w:pStyle w:val="Heading1"/>
       </w:pPr>
-      <w:r>
-        <w:t>Ablazione del Preprocessing</w:t>
+      <w:proofErr w:type="spellStart"/>
+      <w:r>
+        <w:t>Ablazione</w:t>
+      </w:r>
+      <w:proofErr w:type="spellEnd"/>
+      <w:r>
+        <w:t xml:space="preserve"> del Preprocessing</w:t>
       </w:r>
     </w:p>
     <w:p>
@@ -1762,9 +1843,11 @@
       <w:pPr>
         <w:pStyle w:val="Heading2"/>
       </w:pPr>
+      <w:proofErr w:type="spellStart"/>
       <w:r>
         <w:t>Considerazioni</w:t>
       </w:r>
+      <w:proofErr w:type="spellEnd"/>
     </w:p>
     <w:p>
       <w:pPr>
@@ -1842,13 +1925,39 @@
         <w:pStyle w:val="Heading2"/>
       </w:pPr>
       <w:r>
-        <w:t>A0 – BiLSTM + Softmax</w:t>
-      </w:r>
-    </w:p>
-    <w:p>
-      <w:r>
-        <w:t>Embedding → BiLSTM → Softmax</w:t>
-      </w:r>
+        <w:t xml:space="preserve">A0 – </w:t>
+      </w:r>
+      <w:proofErr w:type="spellStart"/>
+      <w:r>
+        <w:t>BiLSTM</w:t>
+      </w:r>
+      <w:proofErr w:type="spellEnd"/>
+      <w:r>
+        <w:t xml:space="preserve"> + </w:t>
+      </w:r>
+      <w:proofErr w:type="spellStart"/>
+      <w:r>
+        <w:t>Softmax</w:t>
+      </w:r>
+      <w:proofErr w:type="spellEnd"/>
+    </w:p>
+    <w:p>
+      <w:r>
+        <w:t xml:space="preserve">Embedding → </w:t>
+      </w:r>
+      <w:proofErr w:type="spellStart"/>
+      <w:r>
+        <w:t>BiLSTM</w:t>
+      </w:r>
+      <w:proofErr w:type="spellEnd"/>
+      <w:r>
+        <w:t xml:space="preserve"> → </w:t>
+      </w:r>
+      <w:proofErr w:type="spellStart"/>
+      <w:r>
+        <w:t>Softmax</w:t>
+      </w:r>
+      <w:proofErr w:type="spellEnd"/>
     </w:p>
     <w:p>
       <w:pPr>
@@ -1860,7 +1969,15 @@
     </w:p>
     <w:p>
       <w:r>
-        <w:t>Embedding → BiLSTM → CRF</w:t>
+        <w:t xml:space="preserve">Embedding → </w:t>
+      </w:r>
+      <w:proofErr w:type="spellStart"/>
+      <w:r>
+        <w:t>BiLSTM</w:t>
+      </w:r>
+      <w:proofErr w:type="spellEnd"/>
+      <w:r>
+        <w:t xml:space="preserve"> → CRF</w:t>
       </w:r>
     </w:p>
     <w:p>
@@ -1873,7 +1990,23 @@
     </w:p>
     <w:p>
       <w:r>
-        <w:t>Embedding → CharCNN → BiLSTM → CRF</w:t>
+        <w:t xml:space="preserve">Embedding → </w:t>
+      </w:r>
+      <w:proofErr w:type="spellStart"/>
+      <w:r>
+        <w:t>CharCNN</w:t>
+      </w:r>
+      <w:proofErr w:type="spellEnd"/>
+      <w:r>
+        <w:t xml:space="preserve"> → </w:t>
+      </w:r>
+      <w:proofErr w:type="spellStart"/>
+      <w:r>
+        <w:t>BiLSTM</w:t>
+      </w:r>
+      <w:proofErr w:type="spellEnd"/>
+      <w:r>
+        <w:t xml:space="preserve"> → CRF</w:t>
       </w:r>
     </w:p>
     <w:p>
@@ -4504,10 +4637,20 @@
       <w:pPr>
         <w:pStyle w:val="Heading2"/>
       </w:pPr>
+      <w:proofErr w:type="spellStart"/>
       <w:r>
         <w:lastRenderedPageBreak/>
-        <w:t>Modello Generalista</w:t>
-      </w:r>
+        <w:t>Modello</w:t>
+      </w:r>
+      <w:proofErr w:type="spellEnd"/>
+      <w:r>
+        <w:t xml:space="preserve"> </w:t>
+      </w:r>
+      <w:proofErr w:type="spellStart"/>
+      <w:r>
+        <w:t>Generalista</w:t>
+      </w:r>
+      <w:proofErr w:type="spellEnd"/>
     </w:p>
     <w:p>
       <w:r>
@@ -4658,9 +4801,19 @@
       <w:pPr>
         <w:pStyle w:val="Heading3"/>
       </w:pPr>
-      <w:r>
-        <w:t>Prestazioni per dominio</w:t>
-      </w:r>
+      <w:proofErr w:type="spellStart"/>
+      <w:r>
+        <w:t>Prestazioni</w:t>
+      </w:r>
+      <w:proofErr w:type="spellEnd"/>
+      <w:r>
+        <w:t xml:space="preserve"> per </w:t>
+      </w:r>
+      <w:proofErr w:type="spellStart"/>
+      <w:r>
+        <w:t>dominio</w:t>
+      </w:r>
+      <w:proofErr w:type="spellEnd"/>
     </w:p>
     <w:p/>
     <w:tbl>
@@ -4898,9 +5051,19 @@
       <w:pPr>
         <w:pStyle w:val="Heading2"/>
       </w:pPr>
-      <w:r>
-        <w:t>Modello Specifico</w:t>
-      </w:r>
+      <w:proofErr w:type="spellStart"/>
+      <w:r>
+        <w:t>Modello</w:t>
+      </w:r>
+      <w:proofErr w:type="spellEnd"/>
+      <w:r>
+        <w:t xml:space="preserve"> </w:t>
+      </w:r>
+      <w:proofErr w:type="spellStart"/>
+      <w:r>
+        <w:t>Specifico</w:t>
+      </w:r>
+      <w:proofErr w:type="spellEnd"/>
     </w:p>
     <w:p>
       <w:r>
@@ -5459,8 +5622,21 @@
       <w:pPr>
         <w:pStyle w:val="ListBullet"/>
       </w:pPr>
-      <w:r>
-        <w:t>entità predette come O;</w:t>
+      <w:proofErr w:type="spellStart"/>
+      <w:r>
+        <w:t>entità</w:t>
+      </w:r>
+      <w:proofErr w:type="spellEnd"/>
+      <w:r>
+        <w:t xml:space="preserve"> </w:t>
+      </w:r>
+      <w:proofErr w:type="spellStart"/>
+      <w:r>
+        <w:t>predette</w:t>
+      </w:r>
+      <w:proofErr w:type="spellEnd"/>
+      <w:r>
+        <w:t xml:space="preserve"> come O;</w:t>
       </w:r>
     </w:p>
     <w:p>
@@ -5640,19 +5816,6 @@
         <w:rPr>
           <w:lang w:val="it-IT"/>
         </w:rPr>
-        <w:t>L'attività ha mostrato come, in assenza di modelli Transformer, sia comunque possibile ottenere prestazioni competitive attraverso una corretta progettazione architetturale e una rigorosa metodologia sperimentale.</w:t>
-      </w:r>
-    </w:p>
-    <w:p>
-      <w:pPr>
-        <w:rPr>
-          <w:lang w:val="it-IT"/>
-        </w:rPr>
-      </w:pPr>
-      <w:r>
-        <w:rPr>
-          <w:lang w:val="it-IT"/>
-        </w:rPr>
         <w:t>Gli studi di ablazione hanno evidenziato che:</w:t>
       </w:r>
     </w:p>
@@ -5667,7 +5830,31 @@
         <w:rPr>
           <w:lang w:val="it-IT"/>
         </w:rPr>
-        <w:t>il preprocessing ha un impatto limitato;</w:t>
+        <w:t>I</w:t>
+      </w:r>
+      <w:r>
+        <w:rPr>
+          <w:lang w:val="it-IT"/>
+        </w:rPr>
+        <w:t xml:space="preserve"> preprocessing selezionati negli esperimenti </w:t>
+      </w:r>
+      <w:r>
+        <w:rPr>
+          <w:lang w:val="it-IT"/>
+        </w:rPr>
+        <w:t>ha</w:t>
+      </w:r>
+      <w:r>
+        <w:rPr>
+          <w:lang w:val="it-IT"/>
+        </w:rPr>
+        <w:t>nno</w:t>
+      </w:r>
+      <w:r>
+        <w:rPr>
+          <w:lang w:val="it-IT"/>
+        </w:rPr>
+        <w:t xml:space="preserve"> un impatto limitato;</w:t>
       </w:r>
     </w:p>
     <w:p>
@@ -5681,7 +5868,13 @@
         <w:rPr>
           <w:lang w:val="it-IT"/>
         </w:rPr>
-        <w:t>il CRF migliora significativamente le sequenze BIO;</w:t>
+        <w:t>I</w:t>
+      </w:r>
+      <w:r>
+        <w:rPr>
+          <w:lang w:val="it-IT"/>
+        </w:rPr>
+        <w:t>l CRF migliora significativamente le sequenze BIO;</w:t>
       </w:r>
     </w:p>
     <w:p>
@@ -5695,7 +5888,13 @@
         <w:rPr>
           <w:lang w:val="it-IT"/>
         </w:rPr>
-        <w:t>la CharCNN è fondamentale per gestire parole rare e OOV;</w:t>
+        <w:t>L</w:t>
+      </w:r>
+      <w:r>
+        <w:rPr>
+          <w:lang w:val="it-IT"/>
+        </w:rPr>
+        <w:t>a CharCNN è fondamentale per gestire parole rare e OOV;</w:t>
       </w:r>
     </w:p>
     <w:p>
@@ -5709,7 +5908,13 @@
         <w:rPr>
           <w:lang w:val="it-IT"/>
         </w:rPr>
-        <w:t>gli embedding congelati generalizzano meglio;</w:t>
+        <w:t>G</w:t>
+      </w:r>
+      <w:r>
+        <w:rPr>
+          <w:lang w:val="it-IT"/>
+        </w:rPr>
+        <w:t>li embedding congelati generalizzano meglio;</w:t>
       </w:r>
     </w:p>
     <w:p>
@@ -5723,7 +5928,13 @@
         <w:rPr>
           <w:lang w:val="it-IT"/>
         </w:rPr>
-        <w:t>il word dropout rappresenta il miglior intervento di tuning.</w:t>
+        <w:t>I</w:t>
+      </w:r>
+      <w:r>
+        <w:rPr>
+          <w:lang w:val="it-IT"/>
+        </w:rPr>
+        <w:t>l word dropout rappresenta il miglior intervento di tuning.</w:t>
       </w:r>
     </w:p>
     <w:p>
@@ -5807,16 +6018,24 @@
       </w:r>
     </w:p>
     <w:p>
-      <w:r>
-        <w:t>Ad esempio:</w:t>
-      </w:r>
-    </w:p>
-    <w:p>
       <w:pPr>
         <w:pStyle w:val="ListBullet"/>
       </w:pPr>
-      <w:r>
-        <w:t>modello generalista;</w:t>
+      <w:proofErr w:type="spellStart"/>
+      <w:r>
+        <w:t>modello</w:t>
+      </w:r>
+      <w:proofErr w:type="spellEnd"/>
+      <w:r>
+        <w:t xml:space="preserve"> </w:t>
+      </w:r>
+      <w:proofErr w:type="spellStart"/>
+      <w:r>
+        <w:t>generalista</w:t>
+      </w:r>
+      <w:proofErr w:type="spellEnd"/>
+      <w:r>
+        <w:t>;</w:t>
       </w:r>
     </w:p>
     <w:p>
@@ -5847,13 +6066,6 @@
           <w:lang w:val="it-IT"/>
         </w:rPr>
       </w:pPr>
-    </w:p>
-    <w:p>
-      <w:pPr>
-        <w:rPr>
-          <w:lang w:val="it-IT"/>
-        </w:rPr>
-      </w:pPr>
       <w:r>
         <w:rPr>
           <w:lang w:val="it-IT"/>
@@ -5905,46 +6117,46 @@
         <w:rPr>
           <w:lang w:val="it-IT"/>
         </w:rPr>
+        <w:t>Questa scelta è coerente con il task assegnato e consente un confronto diretto tra le diverse configurazioni sperimentate.</w:t>
+      </w:r>
+    </w:p>
+    <w:p>
+      <w:pPr>
+        <w:rPr>
+          <w:lang w:val="it-IT"/>
+        </w:rPr>
+      </w:pPr>
+      <w:r>
+        <w:rPr>
+          <w:lang w:val="it-IT"/>
+        </w:rPr>
+        <w:t>Tuttavia, in un contesto produttivo reale, una possibile estensione consisterebbe nell'utilizzo di procedure di Cross Validation durante la fase di model selection.</w:t>
+      </w:r>
+    </w:p>
+    <w:p>
+      <w:pPr>
+        <w:rPr>
+          <w:lang w:val="it-IT"/>
+        </w:rPr>
+      </w:pPr>
+      <w:r>
+        <w:rPr>
+          <w:lang w:val="it-IT"/>
+        </w:rPr>
+        <w:t>L'obiettivo sarebbe ottenere una stima più robusta della capacità di generalizzazione del modello, riducendo la dipendenza da una singola suddivisione dei dati.</w:t>
+      </w:r>
+    </w:p>
+    <w:p>
+      <w:pPr>
+        <w:rPr>
+          <w:lang w:val="it-IT"/>
+        </w:rPr>
+      </w:pPr>
+      <w:r>
+        <w:rPr>
+          <w:lang w:val="it-IT"/>
+        </w:rPr>
         <w:lastRenderedPageBreak/>
-        <w:t>Questa scelta è coerente con il task assegnato e consente un confronto diretto tra le diverse configurazioni sperimentate.</w:t>
-      </w:r>
-    </w:p>
-    <w:p>
-      <w:pPr>
-        <w:rPr>
-          <w:lang w:val="it-IT"/>
-        </w:rPr>
-      </w:pPr>
-      <w:r>
-        <w:rPr>
-          <w:lang w:val="it-IT"/>
-        </w:rPr>
-        <w:t>Tuttavia, in un contesto produttivo reale, una possibile estensione consisterebbe nell'utilizzo di procedure di Cross Validation durante la fase di model selection.</w:t>
-      </w:r>
-    </w:p>
-    <w:p>
-      <w:pPr>
-        <w:rPr>
-          <w:lang w:val="it-IT"/>
-        </w:rPr>
-      </w:pPr>
-      <w:r>
-        <w:rPr>
-          <w:lang w:val="it-IT"/>
-        </w:rPr>
-        <w:t>L'obiettivo sarebbe ottenere una stima più robusta della capacità di generalizzazione del modello, riducendo la dipendenza da una singola suddivisione dei dati.</w:t>
-      </w:r>
-    </w:p>
-    <w:p>
-      <w:pPr>
-        <w:rPr>
-          <w:lang w:val="it-IT"/>
-        </w:rPr>
-      </w:pPr>
-      <w:r>
-        <w:rPr>
-          <w:lang w:val="it-IT"/>
-        </w:rPr>
         <w:t>Una possibile procedura potrebbe essere la seguente:</w:t>
       </w:r>
     </w:p>
@@ -5952,8 +6164,13 @@
       <w:pPr>
         <w:pStyle w:val="ListNumber"/>
       </w:pPr>
-      <w:r>
-        <w:t>Unire train e development set.</w:t>
+      <w:proofErr w:type="spellStart"/>
+      <w:r>
+        <w:t>Unire</w:t>
+      </w:r>
+      <w:proofErr w:type="spellEnd"/>
+      <w:r>
+        <w:t xml:space="preserve"> train e development set.</w:t>
       </w:r>
     </w:p>
     <w:p>
@@ -6092,13 +6309,6 @@
     </w:p>
     <w:p>
       <w:pPr>
-        <w:rPr>
-          <w:lang w:val="it-IT"/>
-        </w:rPr>
-      </w:pPr>
-    </w:p>
-    <w:p>
-      <w:pPr>
         <w:pStyle w:val="ListBullet"/>
         <w:rPr>
           <w:lang w:val="it-IT"/>
@@ -6175,21 +6385,81 @@
         <w:rPr>
           <w:lang w:val="it-IT"/>
         </w:rPr>
+        <w:t>Questa procedura consentirebbe di stimare intervalli di confidenza per Precision, Recall e F1-score e di verificare se i miglioramenti osservati siano statisticamente significativi oppure attribuibili a variazioni casuali.</w:t>
+      </w:r>
+    </w:p>
+    <w:p>
+      <w:pPr>
+        <w:rPr>
+          <w:lang w:val="it-IT"/>
+        </w:rPr>
+      </w:pPr>
+      <w:r>
+        <w:rPr>
+          <w:lang w:val="it-IT"/>
+        </w:rPr>
+        <w:t>L'introduzione di queste metodologie renderebbe il processo di selezione del modello più rigoroso e maggiormente allineato alle pratiche adottate nella ricerca scientifica e nello sviluppo di sistemi di Machine Learning in ambito industriale.</w:t>
+      </w:r>
+    </w:p>
+    <w:p>
+      <w:pPr>
+        <w:rPr>
+          <w:lang w:val="it-IT"/>
+        </w:rPr>
+      </w:pPr>
+    </w:p>
+    <w:p>
+      <w:pPr>
+        <w:pStyle w:val="Heading2"/>
+        <w:rPr>
+          <w:lang w:val="it-IT"/>
+        </w:rPr>
+      </w:pPr>
+      <w:r>
+        <w:rPr>
+          <w:lang w:val="it-IT"/>
+        </w:rPr>
         <w:lastRenderedPageBreak/>
-        <w:t>Questa procedura consentirebbe di stimare intervalli di confidenza per Precision, Recall e F1-score e di verificare se i miglioramenti osservati siano statisticamente significativi oppure attribuibili a variazioni casuali.</w:t>
-      </w:r>
-    </w:p>
-    <w:p>
-      <w:pPr>
-        <w:rPr>
-          <w:lang w:val="it-IT"/>
-        </w:rPr>
-      </w:pPr>
-      <w:r>
-        <w:rPr>
-          <w:lang w:val="it-IT"/>
-        </w:rPr>
-        <w:t>L'introduzione di queste metodologie renderebbe il processo di selezione del modello più rigoroso e maggiormente allineato alle pratiche adottate nella ricerca scientifica e nello sviluppo di sistemi di Machine Learning in ambito industriale.</w:t>
+        <w:t>Studio della Sensibilità al Seed</w:t>
+      </w:r>
+    </w:p>
+    <w:p>
+      <w:pPr>
+        <w:rPr>
+          <w:lang w:val="it-IT"/>
+        </w:rPr>
+      </w:pPr>
+      <w:r>
+        <w:rPr>
+          <w:lang w:val="it-IT"/>
+        </w:rPr>
+        <w:t>Nel presente lavoro ogni configurazione è stata addestrata utilizzando un singolo seed casuale.</w:t>
+      </w:r>
+    </w:p>
+    <w:p>
+      <w:pPr>
+        <w:rPr>
+          <w:lang w:val="it-IT"/>
+        </w:rPr>
+      </w:pPr>
+      <w:r>
+        <w:rPr>
+          <w:lang w:val="it-IT"/>
+        </w:rPr>
+        <w:t>Poiché le reti neurali possono mostrare una certa variabilità tra differenti inizializzazioni, sarebbe interessante valutare le prestazioni medie e la deviazione standard su più run indipendenti.</w:t>
+      </w:r>
+    </w:p>
+    <w:p>
+      <w:pPr>
+        <w:rPr>
+          <w:lang w:val="it-IT"/>
+        </w:rPr>
+      </w:pPr>
+      <w:r>
+        <w:rPr>
+          <w:lang w:val="it-IT"/>
+        </w:rPr>
+        <w:t>Questo consentirebbe di verificare la robustezza statistica dei miglioramenti osservati.</w:t>
       </w:r>
     </w:p>
     <w:p>
@@ -6210,46 +6480,84 @@
         <w:rPr>
           <w:lang w:val="it-IT"/>
         </w:rPr>
-        <w:t>Studio della Sensibilità al Seed</w:t>
-      </w:r>
-    </w:p>
-    <w:p>
-      <w:pPr>
-        <w:rPr>
-          <w:lang w:val="it-IT"/>
-        </w:rPr>
-      </w:pPr>
-      <w:r>
-        <w:rPr>
-          <w:lang w:val="it-IT"/>
-        </w:rPr>
-        <w:t>Nel presente lavoro ogni configurazione è stata addestrata utilizzando un singolo seed casuale.</w:t>
-      </w:r>
-    </w:p>
-    <w:p>
-      <w:pPr>
-        <w:rPr>
-          <w:lang w:val="it-IT"/>
-        </w:rPr>
-      </w:pPr>
-      <w:r>
-        <w:rPr>
-          <w:lang w:val="it-IT"/>
-        </w:rPr>
-        <w:t>Poiché le reti neurali possono mostrare una certa variabilità tra differenti inizializzazioni, sarebbe interessante valutare le prestazioni medie e la deviazione standard su più run indipendenti.</w:t>
-      </w:r>
-    </w:p>
-    <w:p>
-      <w:pPr>
-        <w:rPr>
-          <w:lang w:val="it-IT"/>
-        </w:rPr>
-      </w:pPr>
-      <w:r>
-        <w:rPr>
-          <w:lang w:val="it-IT"/>
-        </w:rPr>
-        <w:t>Questo consentirebbe di verificare la robustezza statistica dei miglioramenti osservati.</w:t>
+        <w:t>Data Augmentation</w:t>
+      </w:r>
+    </w:p>
+    <w:p>
+      <w:pPr>
+        <w:rPr>
+          <w:lang w:val="it-IT"/>
+        </w:rPr>
+      </w:pPr>
+      <w:r>
+        <w:rPr>
+          <w:lang w:val="it-IT"/>
+        </w:rPr>
+        <w:t>Un'altra possibile direzione riguarda l'introduzione di tecniche di data augmentation.</w:t>
+      </w:r>
+    </w:p>
+    <w:p>
+      <w:pPr>
+        <w:rPr>
+          <w:lang w:val="it-IT"/>
+        </w:rPr>
+      </w:pPr>
+      <w:r>
+        <w:rPr>
+          <w:lang w:val="it-IT"/>
+        </w:rPr>
+        <w:t>Tra le strategie potenzialmente applicabili:</w:t>
+      </w:r>
+    </w:p>
+    <w:p>
+      <w:pPr>
+        <w:pStyle w:val="ListBullet"/>
+      </w:pPr>
+      <w:r>
+        <w:t>token dropout;</w:t>
+      </w:r>
+    </w:p>
+    <w:p>
+      <w:pPr>
+        <w:pStyle w:val="ListBullet"/>
+      </w:pPr>
+      <w:r>
+        <w:t>word masking;</w:t>
+      </w:r>
+    </w:p>
+    <w:p>
+      <w:pPr>
+        <w:pStyle w:val="ListBullet"/>
+      </w:pPr>
+      <w:r>
+        <w:t>perturbazione controllata degli embedding;</w:t>
+      </w:r>
+    </w:p>
+    <w:p>
+      <w:pPr>
+        <w:pStyle w:val="ListBullet"/>
+        <w:rPr>
+          <w:lang w:val="it-IT"/>
+        </w:rPr>
+      </w:pPr>
+      <w:r>
+        <w:rPr>
+          <w:lang w:val="it-IT"/>
+        </w:rPr>
+        <w:t>sostituzione di token mediante parole semanticamente simili.</w:t>
+      </w:r>
+    </w:p>
+    <w:p>
+      <w:pPr>
+        <w:rPr>
+          <w:lang w:val="it-IT"/>
+        </w:rPr>
+      </w:pPr>
+      <w:r>
+        <w:rPr>
+          <w:lang w:val="it-IT"/>
+        </w:rPr>
+        <w:t>Tali tecniche potrebbero migliorare la capacità di generalizzazione del modello, soprattutto sui domini meno rappresentati.</w:t>
       </w:r>
     </w:p>
     <w:p>
@@ -6270,146 +6578,169 @@
         <w:rPr>
           <w:lang w:val="it-IT"/>
         </w:rPr>
-        <w:t>Data Augmentation</w:t>
-      </w:r>
-    </w:p>
-    <w:p>
-      <w:pPr>
-        <w:rPr>
-          <w:lang w:val="it-IT"/>
-        </w:rPr>
-      </w:pPr>
-      <w:r>
-        <w:rPr>
-          <w:lang w:val="it-IT"/>
-        </w:rPr>
-        <w:t>Un'altra possibile direzione riguarda l'introduzione di tecniche di data augmentation.</w:t>
-      </w:r>
-    </w:p>
-    <w:p>
-      <w:pPr>
-        <w:rPr>
-          <w:lang w:val="it-IT"/>
-        </w:rPr>
-      </w:pPr>
-      <w:r>
-        <w:rPr>
-          <w:lang w:val="it-IT"/>
-        </w:rPr>
-        <w:t>Tra le strategie potenzialmente applicabili:</w:t>
+        <w:t>Tuning Architetturale Più Esteso</w:t>
+      </w:r>
+    </w:p>
+    <w:p>
+      <w:pPr>
+        <w:rPr>
+          <w:lang w:val="it-IT"/>
+        </w:rPr>
+      </w:pPr>
+      <w:r>
+        <w:rPr>
+          <w:lang w:val="it-IT"/>
+        </w:rPr>
+        <w:t>Nel corso del progetto sono stati valutati soltanto interventi mirati sulla configurazione finale.</w:t>
+      </w:r>
+    </w:p>
+    <w:p>
+      <w:pPr>
+        <w:rPr>
+          <w:lang w:val="it-IT"/>
+        </w:rPr>
+      </w:pPr>
+      <w:r>
+        <w:rPr>
+          <w:lang w:val="it-IT"/>
+        </w:rPr>
+        <w:t>Un'esplorazione più ampia potrebbe includere:</w:t>
       </w:r>
     </w:p>
     <w:p>
       <w:pPr>
         <w:pStyle w:val="ListBullet"/>
       </w:pPr>
-      <w:r>
-        <w:t>token dropout;</w:t>
+      <w:proofErr w:type="spellStart"/>
+      <w:r>
+        <w:t>dimensioni</w:t>
+      </w:r>
+      <w:proofErr w:type="spellEnd"/>
+      <w:r>
+        <w:t xml:space="preserve"> </w:t>
+      </w:r>
+      <w:proofErr w:type="spellStart"/>
+      <w:r>
+        <w:t>differenti</w:t>
+      </w:r>
+      <w:proofErr w:type="spellEnd"/>
+      <w:r>
+        <w:t xml:space="preserve"> </w:t>
+      </w:r>
+      <w:proofErr w:type="spellStart"/>
+      <w:r>
+        <w:t>della</w:t>
+      </w:r>
+      <w:proofErr w:type="spellEnd"/>
+      <w:r>
+        <w:t xml:space="preserve"> </w:t>
+      </w:r>
+      <w:proofErr w:type="spellStart"/>
+      <w:r>
+        <w:t>BiLSTM</w:t>
+      </w:r>
+      <w:proofErr w:type="spellEnd"/>
+      <w:r>
+        <w:t>;</w:t>
       </w:r>
     </w:p>
     <w:p>
       <w:pPr>
         <w:pStyle w:val="ListBullet"/>
-      </w:pPr>
-      <w:r>
-        <w:t>word masking;</w:t>
+        <w:rPr>
+          <w:lang w:val="it-IT"/>
+        </w:rPr>
+      </w:pPr>
+      <w:r>
+        <w:rPr>
+          <w:lang w:val="it-IT"/>
+        </w:rPr>
+        <w:t>differenti numeri di layer ricorrenti;</w:t>
       </w:r>
     </w:p>
     <w:p>
       <w:pPr>
         <w:pStyle w:val="ListBullet"/>
       </w:pPr>
-      <w:r>
-        <w:t>perturbazione controllata degli embedding;</w:t>
+      <w:proofErr w:type="spellStart"/>
+      <w:r>
+        <w:t>varianti</w:t>
+      </w:r>
+      <w:proofErr w:type="spellEnd"/>
+      <w:r>
+        <w:t xml:space="preserve"> </w:t>
+      </w:r>
+      <w:proofErr w:type="spellStart"/>
+      <w:r>
+        <w:t>della</w:t>
+      </w:r>
+      <w:proofErr w:type="spellEnd"/>
+      <w:r>
+        <w:t xml:space="preserve"> </w:t>
+      </w:r>
+      <w:proofErr w:type="spellStart"/>
+      <w:r>
+        <w:t>CharCNN</w:t>
+      </w:r>
+      <w:proofErr w:type="spellEnd"/>
+      <w:r>
+        <w:t>;</w:t>
       </w:r>
     </w:p>
     <w:p>
       <w:pPr>
         <w:pStyle w:val="ListBullet"/>
-        <w:rPr>
-          <w:lang w:val="it-IT"/>
-        </w:rPr>
-      </w:pPr>
-      <w:r>
-        <w:rPr>
-          <w:lang w:val="it-IT"/>
-        </w:rPr>
-        <w:t>sostituzione di token mediante parole semanticamente simili.</w:t>
-      </w:r>
-    </w:p>
-    <w:p>
-      <w:pPr>
-        <w:rPr>
-          <w:lang w:val="it-IT"/>
-        </w:rPr>
-      </w:pPr>
-      <w:r>
-        <w:rPr>
-          <w:lang w:val="it-IT"/>
-        </w:rPr>
-        <w:t>Tali tecniche potrebbero migliorare la capacità di generalizzazione del modello, soprattutto sui domini meno rappresentati.</w:t>
-      </w:r>
-    </w:p>
-    <w:p>
-      <w:pPr>
-        <w:rPr>
-          <w:lang w:val="it-IT"/>
-        </w:rPr>
-      </w:pPr>
-    </w:p>
-    <w:p>
-      <w:pPr>
-        <w:rPr>
-          <w:lang w:val="it-IT"/>
-        </w:rPr>
-      </w:pPr>
-    </w:p>
+      </w:pPr>
+      <w:r>
+        <w:t>differenti strategie di regolarizzazione.</w:t>
+      </w:r>
+    </w:p>
+    <w:p/>
     <w:p>
       <w:pPr>
         <w:pStyle w:val="Heading2"/>
-        <w:rPr>
-          <w:lang w:val="it-IT"/>
-        </w:rPr>
-      </w:pPr>
-      <w:r>
-        <w:rPr>
-          <w:lang w:val="it-IT"/>
-        </w:rPr>
-        <w:t>Tuning Architetturale Più Esteso</w:t>
-      </w:r>
-    </w:p>
-    <w:p>
-      <w:pPr>
-        <w:rPr>
-          <w:lang w:val="it-IT"/>
-        </w:rPr>
-      </w:pPr>
-      <w:r>
-        <w:rPr>
-          <w:lang w:val="it-IT"/>
-        </w:rPr>
-        <w:t>Nel corso del progetto sono stati valutati soltanto interventi mirati sulla configurazione finale.</w:t>
-      </w:r>
-    </w:p>
-    <w:p>
-      <w:pPr>
-        <w:rPr>
-          <w:lang w:val="it-IT"/>
-        </w:rPr>
-      </w:pPr>
-      <w:r>
-        <w:rPr>
-          <w:lang w:val="it-IT"/>
-        </w:rPr>
-        <w:t>Un'esplorazione più ampia potrebbe includere:</w:t>
+      </w:pPr>
+      <w:proofErr w:type="spellStart"/>
+      <w:r>
+        <w:t>Analisi</w:t>
+      </w:r>
+      <w:proofErr w:type="spellEnd"/>
+      <w:r>
+        <w:t xml:space="preserve"> Errori per Classe</w:t>
+      </w:r>
+    </w:p>
+    <w:p>
+      <w:pPr>
+        <w:rPr>
+          <w:lang w:val="it-IT"/>
+        </w:rPr>
+      </w:pPr>
+      <w:r>
+        <w:rPr>
+          <w:lang w:val="it-IT"/>
+        </w:rPr>
+        <w:t>L'analisi effettuata ha evidenziato che molti errori derivano da:</w:t>
       </w:r>
     </w:p>
     <w:p>
       <w:pPr>
         <w:pStyle w:val="ListBullet"/>
       </w:pPr>
-      <w:r>
-        <w:t>dimensioni differenti della BiLSTM;</w:t>
+      <w:proofErr w:type="spellStart"/>
+      <w:r>
+        <w:t>entità</w:t>
+      </w:r>
+      <w:proofErr w:type="spellEnd"/>
+      <w:r>
+        <w:t xml:space="preserve"> </w:t>
+      </w:r>
+      <w:proofErr w:type="spellStart"/>
+      <w:r>
+        <w:t>predette</w:t>
+      </w:r>
+      <w:proofErr w:type="spellEnd"/>
+      <w:r>
+        <w:t xml:space="preserve"> come O;</w:t>
       </w:r>
     </w:p>
     <w:p>
@@ -6423,94 +6754,34 @@
         <w:rPr>
           <w:lang w:val="it-IT"/>
         </w:rPr>
-        <w:t>differenti numeri di layer ricorrenti;</w:t>
+        <w:t>confusione tra ORG e LOC;</w:t>
       </w:r>
     </w:p>
     <w:p>
       <w:pPr>
         <w:pStyle w:val="ListBullet"/>
-      </w:pPr>
-      <w:r>
+        <w:rPr>
+          <w:lang w:val="it-IT"/>
+        </w:rPr>
+      </w:pPr>
+      <w:r>
+        <w:rPr>
+          <w:lang w:val="it-IT"/>
+        </w:rPr>
+        <w:t>errori sui confini delle entità.</w:t>
+      </w:r>
+    </w:p>
+    <w:p>
+      <w:pPr>
+        <w:rPr>
+          <w:lang w:val="it-IT"/>
+        </w:rPr>
+      </w:pPr>
+      <w:r>
+        <w:rPr>
+          <w:lang w:val="it-IT"/>
+        </w:rPr>
         <w:lastRenderedPageBreak/>
-        <w:t>varianti della CharCNN;</w:t>
-      </w:r>
-    </w:p>
-    <w:p>
-      <w:pPr>
-        <w:pStyle w:val="ListBullet"/>
-      </w:pPr>
-      <w:r>
-        <w:t>differenti strategie di regolarizzazione.</w:t>
-      </w:r>
-    </w:p>
-    <w:p/>
-    <w:p>
-      <w:pPr>
-        <w:pStyle w:val="Heading2"/>
-      </w:pPr>
-      <w:r>
-        <w:t>Analisi Errori per Classe</w:t>
-      </w:r>
-    </w:p>
-    <w:p>
-      <w:pPr>
-        <w:rPr>
-          <w:lang w:val="it-IT"/>
-        </w:rPr>
-      </w:pPr>
-      <w:r>
-        <w:rPr>
-          <w:lang w:val="it-IT"/>
-        </w:rPr>
-        <w:t>L'analisi effettuata ha evidenziato che molti errori derivano da:</w:t>
-      </w:r>
-    </w:p>
-    <w:p>
-      <w:pPr>
-        <w:pStyle w:val="ListBullet"/>
-      </w:pPr>
-      <w:r>
-        <w:t>entità predette come O;</w:t>
-      </w:r>
-    </w:p>
-    <w:p>
-      <w:pPr>
-        <w:pStyle w:val="ListBullet"/>
-        <w:rPr>
-          <w:lang w:val="it-IT"/>
-        </w:rPr>
-      </w:pPr>
-      <w:r>
-        <w:rPr>
-          <w:lang w:val="it-IT"/>
-        </w:rPr>
-        <w:t>confusione tra ORG e LOC;</w:t>
-      </w:r>
-    </w:p>
-    <w:p>
-      <w:pPr>
-        <w:pStyle w:val="ListBullet"/>
-        <w:rPr>
-          <w:lang w:val="it-IT"/>
-        </w:rPr>
-      </w:pPr>
-      <w:r>
-        <w:rPr>
-          <w:lang w:val="it-IT"/>
-        </w:rPr>
-        <w:t>errori sui confini delle entità.</w:t>
-      </w:r>
-    </w:p>
-    <w:p>
-      <w:pPr>
-        <w:rPr>
-          <w:lang w:val="it-IT"/>
-        </w:rPr>
-      </w:pPr>
-      <w:r>
-        <w:rPr>
-          <w:lang w:val="it-IT"/>
-        </w:rPr>
         <w:t>Un'analisi più approfondita potrebbe identificare sotto-categorie specifiche di errori e guidare ulteriori miglioramenti architetturali.</w:t>
       </w:r>
     </w:p>
